--- a/BubbleFish - Planning/2026.03.25 - BubbleFish-Master-Build-Plan-V_4-BUILDREADY-2-Comet.docx
+++ b/BubbleFish - Planning/2026.03.25 - BubbleFish-Master-Build-Plan-V_4-BUILDREADY-2-Comet.docx
@@ -17,7 +17,7 @@
           <w:szCs w:val="24"/>
         </w:rPr>
         <w:pict w14:anchorId="1FFDD056">
-          <v:rect id="_x0000_i1079" style="width:0;height:1.5pt" o:hralign="center" o:hrstd="t" o:hr="t" fillcolor="#a0a0a0" stroked="f"/>
+          <v:rect id="_x0000_i1025" style="width:0;height:1.5pt" o:hralign="center" o:hrstd="t" o:hr="t" fillcolor="#a0a0a0" stroked="f"/>
         </w:pict>
       </w:r>
     </w:p>
@@ -618,7 +618,6 @@
         <w:t>/</w:t>
       </w:r>
       <w:proofErr w:type="spellStart"/>
-      <w:proofErr w:type="gramStart"/>
       <w:r>
         <w:rPr>
           <w:rFonts w:ascii="inherit" w:eastAsia="Times New Roman" w:hAnsi="inherit" w:cs="Courier New"/>
@@ -629,7 +628,6 @@
         <w:t>cmd</w:t>
       </w:r>
       <w:proofErr w:type="spellEnd"/>
-      <w:proofErr w:type="gramEnd"/>
       <w:r>
         <w:rPr>
           <w:rFonts w:ascii="inherit" w:eastAsia="Times New Roman" w:hAnsi="inherit" w:cs="Courier New"/>
@@ -640,7 +638,6 @@
         <w:t>/</w:t>
       </w:r>
       <w:proofErr w:type="spellStart"/>
-      <w:proofErr w:type="gramStart"/>
       <w:r>
         <w:rPr>
           <w:rFonts w:ascii="inherit" w:eastAsia="Times New Roman" w:hAnsi="inherit" w:cs="Courier New"/>
@@ -658,20 +655,9 @@
           <w:sz w:val="20"/>
           <w:szCs w:val="20"/>
         </w:rPr>
-        <w:t>/      #</w:t>
-      </w:r>
-      <w:proofErr w:type="gramEnd"/>
-      <w:r>
-        <w:rPr>
-          <w:rFonts w:ascii="inherit" w:eastAsia="Times New Roman" w:hAnsi="inherit" w:cs="Courier New"/>
-          <w:color w:val="C5C8C6"/>
-          <w:sz w:val="20"/>
-          <w:szCs w:val="20"/>
-        </w:rPr>
-        <w:t xml:space="preserve"> </w:t>
-      </w:r>
-      <w:proofErr w:type="spellStart"/>
-      <w:proofErr w:type="gramStart"/>
+        <w:t xml:space="preserve">/      # </w:t>
+      </w:r>
+      <w:proofErr w:type="spellStart"/>
       <w:r>
         <w:rPr>
           <w:rFonts w:ascii="inherit" w:eastAsia="Times New Roman" w:hAnsi="inherit" w:cs="Courier New"/>
@@ -682,7 +668,6 @@
         <w:t>main.go</w:t>
       </w:r>
       <w:proofErr w:type="spellEnd"/>
-      <w:proofErr w:type="gramEnd"/>
       <w:r>
         <w:rPr>
           <w:rFonts w:ascii="inherit" w:eastAsia="Times New Roman" w:hAnsi="inherit" w:cs="Courier New"/>
@@ -728,47 +713,7 @@
           <w:sz w:val="20"/>
           <w:szCs w:val="20"/>
         </w:rPr>
-        <w:t>/</w:t>
-      </w:r>
-      <w:proofErr w:type="gramStart"/>
-      <w:r>
-        <w:rPr>
-          <w:rFonts w:ascii="inherit" w:eastAsia="Times New Roman" w:hAnsi="inherit" w:cs="Courier New"/>
-          <w:color w:val="C5C8C6"/>
-          <w:sz w:val="20"/>
-          <w:szCs w:val="20"/>
-        </w:rPr>
-        <w:t>internal</w:t>
-      </w:r>
-      <w:proofErr w:type="gramEnd"/>
-      <w:r>
-        <w:rPr>
-          <w:rFonts w:ascii="inherit" w:eastAsia="Times New Roman" w:hAnsi="inherit" w:cs="Courier New"/>
-          <w:color w:val="C5C8C6"/>
-          <w:sz w:val="20"/>
-          <w:szCs w:val="20"/>
-        </w:rPr>
-        <w:t>/</w:t>
-      </w:r>
-      <w:proofErr w:type="gramStart"/>
-      <w:r>
-        <w:rPr>
-          <w:rFonts w:ascii="inherit" w:eastAsia="Times New Roman" w:hAnsi="inherit" w:cs="Courier New"/>
-          <w:color w:val="C5C8C6"/>
-          <w:sz w:val="20"/>
-          <w:szCs w:val="20"/>
-        </w:rPr>
-        <w:t>config/     #</w:t>
-      </w:r>
-      <w:proofErr w:type="gramEnd"/>
-      <w:r>
-        <w:rPr>
-          <w:rFonts w:ascii="inherit" w:eastAsia="Times New Roman" w:hAnsi="inherit" w:cs="Courier New"/>
-          <w:color w:val="C5C8C6"/>
-          <w:sz w:val="20"/>
-          <w:szCs w:val="20"/>
-        </w:rPr>
-        <w:t xml:space="preserve"> TOML models + parsing utilities</w:t>
+        <w:t>/internal/config/     # TOML models + parsing utilities</w:t>
       </w:r>
     </w:p>
     <w:p>
@@ -806,47 +751,7 @@
           <w:sz w:val="20"/>
           <w:szCs w:val="20"/>
         </w:rPr>
-        <w:t>/</w:t>
-      </w:r>
-      <w:proofErr w:type="gramStart"/>
-      <w:r>
-        <w:rPr>
-          <w:rFonts w:ascii="inherit" w:eastAsia="Times New Roman" w:hAnsi="inherit" w:cs="Courier New"/>
-          <w:color w:val="C5C8C6"/>
-          <w:sz w:val="20"/>
-          <w:szCs w:val="20"/>
-        </w:rPr>
-        <w:t>internal</w:t>
-      </w:r>
-      <w:proofErr w:type="gramEnd"/>
-      <w:r>
-        <w:rPr>
-          <w:rFonts w:ascii="inherit" w:eastAsia="Times New Roman" w:hAnsi="inherit" w:cs="Courier New"/>
-          <w:color w:val="C5C8C6"/>
-          <w:sz w:val="20"/>
-          <w:szCs w:val="20"/>
-        </w:rPr>
-        <w:t>/</w:t>
-      </w:r>
-      <w:proofErr w:type="gramStart"/>
-      <w:r>
-        <w:rPr>
-          <w:rFonts w:ascii="inherit" w:eastAsia="Times New Roman" w:hAnsi="inherit" w:cs="Courier New"/>
-          <w:color w:val="C5C8C6"/>
-          <w:sz w:val="20"/>
-          <w:szCs w:val="20"/>
-        </w:rPr>
-        <w:t>build/      #</w:t>
-      </w:r>
-      <w:proofErr w:type="gramEnd"/>
-      <w:r>
-        <w:rPr>
-          <w:rFonts w:ascii="inherit" w:eastAsia="Times New Roman" w:hAnsi="inherit" w:cs="Courier New"/>
-          <w:color w:val="C5C8C6"/>
-          <w:sz w:val="20"/>
-          <w:szCs w:val="20"/>
-        </w:rPr>
-        <w:t xml:space="preserve"> build pipeline (TOML -&gt; compiled JSON)</w:t>
+        <w:t>/internal/build/      # build pipeline (TOML -&gt; compiled JSON)</w:t>
       </w:r>
     </w:p>
     <w:p>
@@ -884,47 +789,7 @@
           <w:sz w:val="20"/>
           <w:szCs w:val="20"/>
         </w:rPr>
-        <w:t>/</w:t>
-      </w:r>
-      <w:proofErr w:type="gramStart"/>
-      <w:r>
-        <w:rPr>
-          <w:rFonts w:ascii="inherit" w:eastAsia="Times New Roman" w:hAnsi="inherit" w:cs="Courier New"/>
-          <w:color w:val="C5C8C6"/>
-          <w:sz w:val="20"/>
-          <w:szCs w:val="20"/>
-        </w:rPr>
-        <w:t>internal</w:t>
-      </w:r>
-      <w:proofErr w:type="gramEnd"/>
-      <w:r>
-        <w:rPr>
-          <w:rFonts w:ascii="inherit" w:eastAsia="Times New Roman" w:hAnsi="inherit" w:cs="Courier New"/>
-          <w:color w:val="C5C8C6"/>
-          <w:sz w:val="20"/>
-          <w:szCs w:val="20"/>
-        </w:rPr>
-        <w:t>/</w:t>
-      </w:r>
-      <w:proofErr w:type="gramStart"/>
-      <w:r>
-        <w:rPr>
-          <w:rFonts w:ascii="inherit" w:eastAsia="Times New Roman" w:hAnsi="inherit" w:cs="Courier New"/>
-          <w:color w:val="C5C8C6"/>
-          <w:sz w:val="20"/>
-          <w:szCs w:val="20"/>
-        </w:rPr>
-        <w:t>daemon/     #</w:t>
-      </w:r>
-      <w:proofErr w:type="gramEnd"/>
-      <w:r>
-        <w:rPr>
-          <w:rFonts w:ascii="inherit" w:eastAsia="Times New Roman" w:hAnsi="inherit" w:cs="Courier New"/>
-          <w:color w:val="C5C8C6"/>
-          <w:sz w:val="20"/>
-          <w:szCs w:val="20"/>
-        </w:rPr>
-        <w:t xml:space="preserve"> HTTP server, queues, WAL</w:t>
+        <w:t>/internal/daemon/     # HTTP server, queues, WAL</w:t>
       </w:r>
     </w:p>
     <w:p>
@@ -962,47 +827,7 @@
           <w:sz w:val="20"/>
           <w:szCs w:val="20"/>
         </w:rPr>
-        <w:t>/</w:t>
-      </w:r>
-      <w:proofErr w:type="gramStart"/>
-      <w:r>
-        <w:rPr>
-          <w:rFonts w:ascii="inherit" w:eastAsia="Times New Roman" w:hAnsi="inherit" w:cs="Courier New"/>
-          <w:color w:val="C5C8C6"/>
-          <w:sz w:val="20"/>
-          <w:szCs w:val="20"/>
-        </w:rPr>
-        <w:t>internal</w:t>
-      </w:r>
-      <w:proofErr w:type="gramEnd"/>
-      <w:r>
-        <w:rPr>
-          <w:rFonts w:ascii="inherit" w:eastAsia="Times New Roman" w:hAnsi="inherit" w:cs="Courier New"/>
-          <w:color w:val="C5C8C6"/>
-          <w:sz w:val="20"/>
-          <w:szCs w:val="20"/>
-        </w:rPr>
-        <w:t>/</w:t>
-      </w:r>
-      <w:proofErr w:type="gramStart"/>
-      <w:r>
-        <w:rPr>
-          <w:rFonts w:ascii="inherit" w:eastAsia="Times New Roman" w:hAnsi="inherit" w:cs="Courier New"/>
-          <w:color w:val="C5C8C6"/>
-          <w:sz w:val="20"/>
-          <w:szCs w:val="20"/>
-        </w:rPr>
-        <w:t>destinations/ #</w:t>
-      </w:r>
-      <w:proofErr w:type="gramEnd"/>
-      <w:r>
-        <w:rPr>
-          <w:rFonts w:ascii="inherit" w:eastAsia="Times New Roman" w:hAnsi="inherit" w:cs="Courier New"/>
-          <w:color w:val="C5C8C6"/>
-          <w:sz w:val="20"/>
-          <w:szCs w:val="20"/>
-        </w:rPr>
-        <w:t xml:space="preserve"> </w:t>
+        <w:t xml:space="preserve">/internal/destinations/ # </w:t>
       </w:r>
       <w:proofErr w:type="spellStart"/>
       <w:r>
@@ -1120,27 +945,7 @@
           <w:sz w:val="20"/>
           <w:szCs w:val="20"/>
         </w:rPr>
-        <w:t>/</w:t>
-      </w:r>
-      <w:proofErr w:type="gramStart"/>
-      <w:r>
-        <w:rPr>
-          <w:rFonts w:ascii="inherit" w:eastAsia="Times New Roman" w:hAnsi="inherit" w:cs="Courier New"/>
-          <w:color w:val="C5C8C6"/>
-          <w:sz w:val="20"/>
-          <w:szCs w:val="20"/>
-        </w:rPr>
-        <w:t>tui/     #</w:t>
-      </w:r>
-      <w:proofErr w:type="gramEnd"/>
-      <w:r>
-        <w:rPr>
-          <w:rFonts w:ascii="inherit" w:eastAsia="Times New Roman" w:hAnsi="inherit" w:cs="Courier New"/>
-          <w:color w:val="C5C8C6"/>
-          <w:sz w:val="20"/>
-          <w:szCs w:val="20"/>
-        </w:rPr>
-        <w:t xml:space="preserve"> Bubble Tea TUI code</w:t>
+        <w:t>/tui/     # Bubble Tea TUI code</w:t>
       </w:r>
     </w:p>
     <w:p>
@@ -1198,27 +1003,7 @@
           <w:sz w:val="20"/>
           <w:szCs w:val="20"/>
         </w:rPr>
-        <w:t>/</w:t>
-      </w:r>
-      <w:proofErr w:type="gramStart"/>
-      <w:r>
-        <w:rPr>
-          <w:rFonts w:ascii="inherit" w:eastAsia="Times New Roman" w:hAnsi="inherit" w:cs="Courier New"/>
-          <w:color w:val="C5C8C6"/>
-          <w:sz w:val="20"/>
-          <w:szCs w:val="20"/>
-        </w:rPr>
-        <w:t>web/     #</w:t>
-      </w:r>
-      <w:proofErr w:type="gramEnd"/>
-      <w:r>
-        <w:rPr>
-          <w:rFonts w:ascii="inherit" w:eastAsia="Times New Roman" w:hAnsi="inherit" w:cs="Courier New"/>
-          <w:color w:val="C5C8C6"/>
-          <w:sz w:val="20"/>
-          <w:szCs w:val="20"/>
-        </w:rPr>
-        <w:t xml:space="preserve"> Web UI server code</w:t>
+        <w:t>/web/     # Web UI server code</w:t>
       </w:r>
     </w:p>
     <w:p>
@@ -1256,27 +1041,7 @@
           <w:sz w:val="20"/>
           <w:szCs w:val="20"/>
         </w:rPr>
-        <w:t>/</w:t>
-      </w:r>
-      <w:proofErr w:type="gramStart"/>
-      <w:r>
-        <w:rPr>
-          <w:rFonts w:ascii="inherit" w:eastAsia="Times New Roman" w:hAnsi="inherit" w:cs="Courier New"/>
-          <w:color w:val="C5C8C6"/>
-          <w:sz w:val="20"/>
-          <w:szCs w:val="20"/>
-        </w:rPr>
-        <w:t>templates/           #</w:t>
-      </w:r>
-      <w:proofErr w:type="gramEnd"/>
-      <w:r>
-        <w:rPr>
-          <w:rFonts w:ascii="inherit" w:eastAsia="Times New Roman" w:hAnsi="inherit" w:cs="Courier New"/>
-          <w:color w:val="C5C8C6"/>
-          <w:sz w:val="20"/>
-          <w:szCs w:val="20"/>
-        </w:rPr>
-        <w:t xml:space="preserve"> Starter TOML templates (copied by `</w:t>
+        <w:t>/templates/           # Starter TOML templates (copied by `</w:t>
       </w:r>
       <w:proofErr w:type="spellStart"/>
       <w:r>
@@ -1629,7 +1394,6 @@
         <w:t>/</w:t>
       </w:r>
       <w:proofErr w:type="spellStart"/>
-      <w:proofErr w:type="gramStart"/>
       <w:r>
         <w:rPr>
           <w:rFonts w:ascii="Courier New" w:eastAsia="Times New Roman" w:hAnsi="Courier New" w:cs="Courier New"/>
@@ -1639,7 +1403,6 @@
         <w:t>main.go</w:t>
       </w:r>
       <w:proofErr w:type="spellEnd"/>
-      <w:proofErr w:type="gramEnd"/>
       <w:r>
         <w:rPr>
           <w:rFonts w:ascii="Times New Roman" w:eastAsia="Times New Roman" w:hAnsi="Times New Roman" w:cs="Times New Roman"/>
@@ -1872,7 +1635,6 @@
         <w:t xml:space="preserve"> or simple </w:t>
       </w:r>
       <w:proofErr w:type="spellStart"/>
-      <w:proofErr w:type="gramStart"/>
       <w:r>
         <w:rPr>
           <w:rFonts w:ascii="Courier New" w:eastAsia="Times New Roman" w:hAnsi="Courier New" w:cs="Courier New"/>
@@ -1882,7 +1644,6 @@
         <w:t>os.Args</w:t>
       </w:r>
       <w:proofErr w:type="spellEnd"/>
-      <w:proofErr w:type="gramEnd"/>
       <w:r>
         <w:rPr>
           <w:rFonts w:ascii="Times New Roman" w:eastAsia="Times New Roman" w:hAnsi="Times New Roman" w:cs="Times New Roman"/>
@@ -2104,7 +1865,7 @@
           <w:szCs w:val="24"/>
         </w:rPr>
         <w:pict w14:anchorId="672E3374">
-          <v:rect id="_x0000_i1080" style="width:0;height:1.5pt" o:hralign="center" o:hrstd="t" o:hr="t" fillcolor="#a0a0a0" stroked="f"/>
+          <v:rect id="_x0000_i1026" style="width:0;height:1.5pt" o:hralign="center" o:hrstd="t" o:hr="t" fillcolor="#a0a0a0" stroked="f"/>
         </w:pict>
       </w:r>
     </w:p>
@@ -2209,7 +1970,6 @@
         </w:rPr>
       </w:pPr>
       <w:proofErr w:type="spellStart"/>
-      <w:proofErr w:type="gramStart"/>
       <w:r>
         <w:rPr>
           <w:rFonts w:ascii="Courier New" w:eastAsia="Times New Roman" w:hAnsi="Courier New" w:cs="Courier New"/>
@@ -2219,7 +1979,6 @@
         <w:t>daemon.toml</w:t>
       </w:r>
       <w:proofErr w:type="spellEnd"/>
-      <w:proofErr w:type="gramEnd"/>
       <w:r>
         <w:rPr>
           <w:rFonts w:ascii="Times New Roman" w:eastAsia="Times New Roman" w:hAnsi="Times New Roman" w:cs="Times New Roman"/>
@@ -2424,7 +2183,6 @@
         <w:t>internal/config/</w:t>
       </w:r>
       <w:proofErr w:type="spellStart"/>
-      <w:proofErr w:type="gramStart"/>
       <w:r>
         <w:rPr>
           <w:rFonts w:ascii="Courier New" w:eastAsia="Times New Roman" w:hAnsi="Courier New" w:cs="Courier New"/>
@@ -2434,7 +2192,6 @@
         <w:t>config.go</w:t>
       </w:r>
       <w:proofErr w:type="spellEnd"/>
-      <w:proofErr w:type="gramEnd"/>
       <w:r>
         <w:rPr>
           <w:rFonts w:ascii="Times New Roman" w:eastAsia="Times New Roman" w:hAnsi="Times New Roman" w:cs="Times New Roman"/>
@@ -2973,7 +2730,6 @@
         </w:rPr>
         <w:t xml:space="preserve">    Security    </w:t>
       </w:r>
-      <w:proofErr w:type="gramStart"/>
       <w:r>
         <w:rPr>
           <w:rFonts w:ascii="inherit" w:eastAsia="Times New Roman" w:hAnsi="inherit" w:cs="Courier New"/>
@@ -2985,7 +2741,6 @@
         </w:rPr>
         <w:t>struct</w:t>
       </w:r>
-      <w:proofErr w:type="gramEnd"/>
       <w:r>
         <w:rPr>
           <w:rFonts w:ascii="inherit" w:eastAsia="Times New Roman" w:hAnsi="inherit" w:cs="Courier New"/>
@@ -3503,17 +3258,7 @@
           <w:sz w:val="20"/>
           <w:szCs w:val="20"/>
         </w:rPr>
-        <w:t xml:space="preserve">    </w:t>
-      </w:r>
-      <w:proofErr w:type="gramStart"/>
-      <w:r>
-        <w:rPr>
-          <w:rFonts w:ascii="inherit" w:eastAsia="Times New Roman" w:hAnsi="inherit" w:cs="Courier New"/>
-          <w:color w:val="C5C8C6"/>
-          <w:sz w:val="20"/>
-          <w:szCs w:val="20"/>
-        </w:rPr>
-        <w:t xml:space="preserve">Endpoint  </w:t>
+        <w:t xml:space="preserve">    Endpoint  </w:t>
       </w:r>
       <w:r>
         <w:rPr>
@@ -3524,7 +3269,6 @@
         </w:rPr>
         <w:t>string</w:t>
       </w:r>
-      <w:proofErr w:type="gramEnd"/>
       <w:r>
         <w:rPr>
           <w:rFonts w:ascii="inherit" w:eastAsia="Times New Roman" w:hAnsi="inherit" w:cs="Courier New"/>
@@ -3813,7 +3557,6 @@
         <w:t xml:space="preserve">    </w:t>
       </w:r>
       <w:proofErr w:type="spellStart"/>
-      <w:proofErr w:type="gramStart"/>
       <w:r>
         <w:rPr>
           <w:rFonts w:ascii="inherit" w:eastAsia="Times New Roman" w:hAnsi="inherit" w:cs="Courier New"/>
@@ -3842,7 +3585,6 @@
         </w:rPr>
         <w:t>bool</w:t>
       </w:r>
-      <w:proofErr w:type="gramEnd"/>
       <w:r>
         <w:rPr>
           <w:rFonts w:ascii="inherit" w:eastAsia="Times New Roman" w:hAnsi="inherit" w:cs="Courier New"/>
@@ -3939,7 +3681,6 @@
         </w:rPr>
         <w:t xml:space="preserve">    Auth      </w:t>
       </w:r>
-      <w:proofErr w:type="gramStart"/>
       <w:r>
         <w:rPr>
           <w:rFonts w:ascii="inherit" w:eastAsia="Times New Roman" w:hAnsi="inherit" w:cs="Courier New"/>
@@ -3951,7 +3692,6 @@
         </w:rPr>
         <w:t>struct</w:t>
       </w:r>
-      <w:proofErr w:type="gramEnd"/>
       <w:r>
         <w:rPr>
           <w:rFonts w:ascii="inherit" w:eastAsia="Times New Roman" w:hAnsi="inherit" w:cs="Courier New"/>
@@ -5475,7 +5215,6 @@
         </w:rPr>
         <w:t xml:space="preserve">    Auth    </w:t>
       </w:r>
-      <w:proofErr w:type="gramStart"/>
       <w:r>
         <w:rPr>
           <w:rFonts w:ascii="inherit" w:eastAsia="Times New Roman" w:hAnsi="inherit" w:cs="Courier New"/>
@@ -5487,7 +5226,6 @@
         </w:rPr>
         <w:t>struct</w:t>
       </w:r>
-      <w:proofErr w:type="gramEnd"/>
       <w:r>
         <w:rPr>
           <w:rFonts w:ascii="inherit" w:eastAsia="Times New Roman" w:hAnsi="inherit" w:cs="Courier New"/>
@@ -5725,29 +5463,8 @@
           <w:sz w:val="20"/>
           <w:szCs w:val="20"/>
         </w:rPr>
-        <w:t xml:space="preserve">    </w:t>
-      </w:r>
-      <w:proofErr w:type="gramStart"/>
-      <w:r>
-        <w:rPr>
-          <w:rFonts w:ascii="inherit" w:eastAsia="Times New Roman" w:hAnsi="inherit" w:cs="Courier New"/>
-          <w:color w:val="C5C8C6"/>
-          <w:sz w:val="20"/>
-          <w:szCs w:val="20"/>
-        </w:rPr>
-        <w:t>Schema</w:t>
-      </w:r>
-      <w:proofErr w:type="gramEnd"/>
-      <w:r>
-        <w:rPr>
-          <w:rFonts w:ascii="inherit" w:eastAsia="Times New Roman" w:hAnsi="inherit" w:cs="Courier New"/>
-          <w:color w:val="C5C8C6"/>
-          <w:sz w:val="20"/>
-          <w:szCs w:val="20"/>
-        </w:rPr>
-        <w:t xml:space="preserve"> </w:t>
-      </w:r>
-      <w:proofErr w:type="gramStart"/>
+        <w:t xml:space="preserve">    Schema </w:t>
+      </w:r>
       <w:r>
         <w:rPr>
           <w:rFonts w:ascii="inherit" w:eastAsia="Times New Roman" w:hAnsi="inherit" w:cs="Courier New"/>
@@ -5768,7 +5485,6 @@
         </w:rPr>
         <w:t xml:space="preserve"> {</w:t>
       </w:r>
-      <w:proofErr w:type="gramEnd"/>
     </w:p>
     <w:p>
       <w:pPr>
@@ -5825,17 +5541,7 @@
           <w:sz w:val="20"/>
           <w:szCs w:val="20"/>
         </w:rPr>
-        <w:t xml:space="preserve"> </w:t>
-      </w:r>
-      <w:proofErr w:type="gramStart"/>
-      <w:r>
-        <w:rPr>
-          <w:rFonts w:ascii="inherit" w:eastAsia="Times New Roman" w:hAnsi="inherit" w:cs="Courier New"/>
-          <w:color w:val="C5C8C6"/>
-          <w:sz w:val="20"/>
-          <w:szCs w:val="20"/>
-        </w:rPr>
-        <w:t>[]</w:t>
+        <w:t xml:space="preserve"> []</w:t>
       </w:r>
       <w:r>
         <w:rPr>
@@ -5846,7 +5552,6 @@
         </w:rPr>
         <w:t>string</w:t>
       </w:r>
-      <w:proofErr w:type="gramEnd"/>
       <w:r>
         <w:rPr>
           <w:rFonts w:ascii="inherit" w:eastAsia="Times New Roman" w:hAnsi="inherit" w:cs="Courier New"/>
@@ -6047,7 +5752,6 @@
         </w:rPr>
       </w:pPr>
       <w:proofErr w:type="spellStart"/>
-      <w:proofErr w:type="gramStart"/>
       <w:r>
         <w:rPr>
           <w:rFonts w:ascii="Courier New" w:eastAsia="Times New Roman" w:hAnsi="Courier New" w:cs="Courier New"/>
@@ -6063,16 +5767,7 @@
           <w:sz w:val="20"/>
           <w:szCs w:val="20"/>
         </w:rPr>
-        <w:t>(</w:t>
-      </w:r>
-      <w:proofErr w:type="gramEnd"/>
-      <w:r>
-        <w:rPr>
-          <w:rFonts w:ascii="Courier New" w:eastAsia="Times New Roman" w:hAnsi="Courier New" w:cs="Courier New"/>
-          <w:sz w:val="20"/>
-          <w:szCs w:val="20"/>
-        </w:rPr>
-        <w:t>path string) (*</w:t>
+        <w:t>(path string) (*</w:t>
       </w:r>
       <w:proofErr w:type="spellStart"/>
       <w:r>
@@ -6107,7 +5802,6 @@
         </w:rPr>
       </w:pPr>
       <w:proofErr w:type="spellStart"/>
-      <w:proofErr w:type="gramStart"/>
       <w:r>
         <w:rPr>
           <w:rFonts w:ascii="Courier New" w:eastAsia="Times New Roman" w:hAnsi="Courier New" w:cs="Courier New"/>
@@ -6126,7 +5820,6 @@
         <w:t>(</w:t>
       </w:r>
       <w:proofErr w:type="spellStart"/>
-      <w:proofErr w:type="gramEnd"/>
       <w:r>
         <w:rPr>
           <w:rFonts w:ascii="Courier New" w:eastAsia="Times New Roman" w:hAnsi="Courier New" w:cs="Courier New"/>
@@ -6142,16 +5835,7 @@
           <w:sz w:val="20"/>
           <w:szCs w:val="20"/>
         </w:rPr>
-        <w:t xml:space="preserve"> string) (</w:t>
-      </w:r>
-      <w:proofErr w:type="gramStart"/>
-      <w:r>
-        <w:rPr>
-          <w:rFonts w:ascii="Courier New" w:eastAsia="Times New Roman" w:hAnsi="Courier New" w:cs="Courier New"/>
-          <w:sz w:val="20"/>
-          <w:szCs w:val="20"/>
-        </w:rPr>
-        <w:t>[]</w:t>
+        <w:t xml:space="preserve"> string) ([]</w:t>
       </w:r>
       <w:proofErr w:type="spellStart"/>
       <w:r>
@@ -6163,7 +5847,6 @@
         <w:t>SourceConfig</w:t>
       </w:r>
       <w:proofErr w:type="spellEnd"/>
-      <w:proofErr w:type="gramEnd"/>
       <w:r>
         <w:rPr>
           <w:rFonts w:ascii="Courier New" w:eastAsia="Times New Roman" w:hAnsi="Courier New" w:cs="Courier New"/>
@@ -6187,7 +5870,6 @@
         </w:rPr>
       </w:pPr>
       <w:proofErr w:type="spellStart"/>
-      <w:proofErr w:type="gramStart"/>
       <w:r>
         <w:rPr>
           <w:rFonts w:ascii="Courier New" w:eastAsia="Times New Roman" w:hAnsi="Courier New" w:cs="Courier New"/>
@@ -6206,7 +5888,6 @@
         <w:t>(</w:t>
       </w:r>
       <w:proofErr w:type="spellStart"/>
-      <w:proofErr w:type="gramEnd"/>
       <w:r>
         <w:rPr>
           <w:rFonts w:ascii="Courier New" w:eastAsia="Times New Roman" w:hAnsi="Courier New" w:cs="Courier New"/>
@@ -6222,16 +5903,7 @@
           <w:sz w:val="20"/>
           <w:szCs w:val="20"/>
         </w:rPr>
-        <w:t xml:space="preserve"> string) (</w:t>
-      </w:r>
-      <w:proofErr w:type="gramStart"/>
-      <w:r>
-        <w:rPr>
-          <w:rFonts w:ascii="Courier New" w:eastAsia="Times New Roman" w:hAnsi="Courier New" w:cs="Courier New"/>
-          <w:sz w:val="20"/>
-          <w:szCs w:val="20"/>
-        </w:rPr>
-        <w:t>[]</w:t>
+        <w:t xml:space="preserve"> string) ([]</w:t>
       </w:r>
       <w:proofErr w:type="spellStart"/>
       <w:r>
@@ -6243,7 +5915,6 @@
         <w:t>DestinationConfig</w:t>
       </w:r>
       <w:proofErr w:type="spellEnd"/>
-      <w:proofErr w:type="gramEnd"/>
       <w:r>
         <w:rPr>
           <w:rFonts w:ascii="Courier New" w:eastAsia="Times New Roman" w:hAnsi="Courier New" w:cs="Courier New"/>
@@ -6352,7 +6023,6 @@
         <w:t xml:space="preserve">Wrap errors with a clear message (e.g., “failed to load </w:t>
       </w:r>
       <w:proofErr w:type="spellStart"/>
-      <w:proofErr w:type="gramStart"/>
       <w:r>
         <w:rPr>
           <w:rFonts w:ascii="Times New Roman" w:eastAsia="Times New Roman" w:hAnsi="Times New Roman" w:cs="Times New Roman"/>
@@ -6362,7 +6032,6 @@
         <w:t>daemon.toml</w:t>
       </w:r>
       <w:proofErr w:type="spellEnd"/>
-      <w:proofErr w:type="gramEnd"/>
       <w:r>
         <w:rPr>
           <w:rFonts w:ascii="Times New Roman" w:eastAsia="Times New Roman" w:hAnsi="Times New Roman" w:cs="Times New Roman"/>
@@ -7012,27 +6681,7 @@
           <w:sz w:val="20"/>
           <w:szCs w:val="20"/>
         </w:rPr>
-        <w:t xml:space="preserve">color </w:t>
-      </w:r>
-      <w:proofErr w:type="gramStart"/>
-      <w:r>
-        <w:rPr>
-          <w:rFonts w:ascii="inherit" w:eastAsia="Times New Roman" w:hAnsi="inherit" w:cs="Courier New"/>
-          <w:color w:val="C5C8C6"/>
-          <w:sz w:val="20"/>
-          <w:szCs w:val="20"/>
-        </w:rPr>
-        <w:t xml:space="preserve">      = "#</w:t>
-      </w:r>
-      <w:proofErr w:type="gramEnd"/>
-      <w:r>
-        <w:rPr>
-          <w:rFonts w:ascii="inherit" w:eastAsia="Times New Roman" w:hAnsi="inherit" w:cs="Courier New"/>
-          <w:color w:val="C5C8C6"/>
-          <w:sz w:val="20"/>
-          <w:szCs w:val="20"/>
-        </w:rPr>
-        <w:t>D97706"</w:t>
+        <w:t>color       = "#D97706"</w:t>
       </w:r>
     </w:p>
     <w:p>
@@ -7245,37 +6894,17 @@
           <w:sz w:val="20"/>
           <w:szCs w:val="20"/>
         </w:rPr>
-        <w:t>api_</w:t>
-      </w:r>
-      <w:proofErr w:type="gramStart"/>
-      <w:r>
-        <w:rPr>
-          <w:rFonts w:ascii="inherit" w:eastAsia="Times New Roman" w:hAnsi="inherit" w:cs="Courier New"/>
-          <w:color w:val="C5C8C6"/>
-          <w:sz w:val="20"/>
-          <w:szCs w:val="20"/>
-        </w:rPr>
-        <w:t>key</w:t>
-      </w:r>
-      <w:proofErr w:type="spellEnd"/>
-      <w:r>
-        <w:rPr>
-          <w:rFonts w:ascii="inherit" w:eastAsia="Times New Roman" w:hAnsi="inherit" w:cs="Courier New"/>
-          <w:color w:val="C5C8C6"/>
-          <w:sz w:val="20"/>
-          <w:szCs w:val="20"/>
-        </w:rPr>
-        <w:t>"               #</w:t>
-      </w:r>
-      <w:proofErr w:type="gramEnd"/>
-      <w:r>
-        <w:rPr>
-          <w:rFonts w:ascii="inherit" w:eastAsia="Times New Roman" w:hAnsi="inherit" w:cs="Courier New"/>
-          <w:color w:val="C5C8C6"/>
-          <w:sz w:val="20"/>
-          <w:szCs w:val="20"/>
-        </w:rPr>
-        <w:t xml:space="preserve"> "none" | "</w:t>
+        <w:t>api_key</w:t>
+      </w:r>
+      <w:proofErr w:type="spellEnd"/>
+      <w:r>
+        <w:rPr>
+          <w:rFonts w:ascii="inherit" w:eastAsia="Times New Roman" w:hAnsi="inherit" w:cs="Courier New"/>
+          <w:color w:val="C5C8C6"/>
+          <w:sz w:val="20"/>
+          <w:szCs w:val="20"/>
+        </w:rPr>
+        <w:t>"               # "none" | "</w:t>
       </w:r>
       <w:proofErr w:type="spellStart"/>
       <w:r>
@@ -7487,27 +7116,7 @@
           <w:sz w:val="20"/>
           <w:szCs w:val="20"/>
         </w:rPr>
-        <w:t>content     = "</w:t>
-      </w:r>
-      <w:proofErr w:type="gramStart"/>
-      <w:r>
-        <w:rPr>
-          <w:rFonts w:ascii="inherit" w:eastAsia="Times New Roman" w:hAnsi="inherit" w:cs="Courier New"/>
-          <w:color w:val="C5C8C6"/>
-          <w:sz w:val="20"/>
-          <w:szCs w:val="20"/>
-        </w:rPr>
-        <w:t>payload.message</w:t>
-      </w:r>
-      <w:proofErr w:type="gramEnd"/>
-      <w:r>
-        <w:rPr>
-          <w:rFonts w:ascii="inherit" w:eastAsia="Times New Roman" w:hAnsi="inherit" w:cs="Courier New"/>
-          <w:color w:val="C5C8C6"/>
-          <w:sz w:val="20"/>
-          <w:szCs w:val="20"/>
-        </w:rPr>
-        <w:t>.content.0.text"</w:t>
+        <w:t>content     = "payload.message.content.0.text"</w:t>
       </w:r>
     </w:p>
     <w:p>
@@ -7548,7 +7157,6 @@
         <w:t>model       = "</w:t>
       </w:r>
       <w:proofErr w:type="spellStart"/>
-      <w:proofErr w:type="gramStart"/>
       <w:r>
         <w:rPr>
           <w:rFonts w:ascii="inherit" w:eastAsia="Times New Roman" w:hAnsi="inherit" w:cs="Courier New"/>
@@ -7559,7 +7167,6 @@
         <w:t>payload.model</w:t>
       </w:r>
       <w:proofErr w:type="spellEnd"/>
-      <w:proofErr w:type="gramEnd"/>
       <w:r>
         <w:rPr>
           <w:rFonts w:ascii="inherit" w:eastAsia="Times New Roman" w:hAnsi="inherit" w:cs="Courier New"/>
@@ -7608,25 +7215,14 @@
         <w:t>role        = "</w:t>
       </w:r>
       <w:proofErr w:type="spellStart"/>
-      <w:proofErr w:type="gramStart"/>
-      <w:r>
-        <w:rPr>
-          <w:rFonts w:ascii="inherit" w:eastAsia="Times New Roman" w:hAnsi="inherit" w:cs="Courier New"/>
-          <w:color w:val="C5C8C6"/>
-          <w:sz w:val="20"/>
-          <w:szCs w:val="20"/>
-        </w:rPr>
-        <w:t>payload.message</w:t>
-      </w:r>
-      <w:proofErr w:type="gramEnd"/>
-      <w:r>
-        <w:rPr>
-          <w:rFonts w:ascii="inherit" w:eastAsia="Times New Roman" w:hAnsi="inherit" w:cs="Courier New"/>
-          <w:color w:val="C5C8C6"/>
-          <w:sz w:val="20"/>
-          <w:szCs w:val="20"/>
-        </w:rPr>
-        <w:t>.role</w:t>
+      <w:r>
+        <w:rPr>
+          <w:rFonts w:ascii="inherit" w:eastAsia="Times New Roman" w:hAnsi="inherit" w:cs="Courier New"/>
+          <w:color w:val="C5C8C6"/>
+          <w:sz w:val="20"/>
+          <w:szCs w:val="20"/>
+        </w:rPr>
+        <w:t>payload.message.role</w:t>
       </w:r>
       <w:proofErr w:type="spellEnd"/>
       <w:r>
@@ -7674,20 +7270,9 @@
           <w:sz w:val="20"/>
           <w:szCs w:val="20"/>
         </w:rPr>
-        <w:t xml:space="preserve">source </w:t>
-      </w:r>
-      <w:proofErr w:type="gramStart"/>
-      <w:r>
-        <w:rPr>
-          <w:rFonts w:ascii="inherit" w:eastAsia="Times New Roman" w:hAnsi="inherit" w:cs="Courier New"/>
-          <w:color w:val="C5C8C6"/>
-          <w:sz w:val="20"/>
-          <w:szCs w:val="20"/>
-        </w:rPr>
-        <w:t xml:space="preserve">     = "'</w:t>
-      </w:r>
-      <w:proofErr w:type="spellStart"/>
-      <w:proofErr w:type="gramEnd"/>
+        <w:t>source      = "'</w:t>
+      </w:r>
+      <w:proofErr w:type="spellStart"/>
       <w:r>
         <w:rPr>
           <w:rFonts w:ascii="inherit" w:eastAsia="Times New Roman" w:hAnsi="inherit" w:cs="Courier New"/>
@@ -7986,20 +7571,9 @@
           <w:sz w:val="20"/>
           <w:szCs w:val="20"/>
         </w:rPr>
-        <w:t xml:space="preserve"> = </w:t>
-      </w:r>
-      <w:proofErr w:type="gramStart"/>
-      <w:r>
-        <w:rPr>
-          <w:rFonts w:ascii="inherit" w:eastAsia="Times New Roman" w:hAnsi="inherit" w:cs="Courier New"/>
-          <w:color w:val="C5C8C6"/>
-          <w:sz w:val="20"/>
-          <w:szCs w:val="20"/>
-        </w:rPr>
-        <w:t>"./</w:t>
-      </w:r>
-      <w:proofErr w:type="spellStart"/>
-      <w:proofErr w:type="gramEnd"/>
+        <w:t xml:space="preserve"> = "./</w:t>
+      </w:r>
+      <w:proofErr w:type="spellStart"/>
       <w:r>
         <w:rPr>
           <w:rFonts w:ascii="inherit" w:eastAsia="Times New Roman" w:hAnsi="inherit" w:cs="Courier New"/>
@@ -8518,37 +8092,17 @@
           <w:sz w:val="20"/>
           <w:szCs w:val="20"/>
         </w:rPr>
-        <w:t>env_</w:t>
-      </w:r>
-      <w:proofErr w:type="gramStart"/>
-      <w:r>
-        <w:rPr>
-          <w:rFonts w:ascii="inherit" w:eastAsia="Times New Roman" w:hAnsi="inherit" w:cs="Courier New"/>
-          <w:color w:val="C5C8C6"/>
-          <w:sz w:val="20"/>
-          <w:szCs w:val="20"/>
-        </w:rPr>
-        <w:t>var</w:t>
-      </w:r>
-      <w:proofErr w:type="spellEnd"/>
-      <w:r>
-        <w:rPr>
-          <w:rFonts w:ascii="inherit" w:eastAsia="Times New Roman" w:hAnsi="inherit" w:cs="Courier New"/>
-          <w:color w:val="C5C8C6"/>
-          <w:sz w:val="20"/>
-          <w:szCs w:val="20"/>
-        </w:rPr>
-        <w:t xml:space="preserve">  =</w:t>
-      </w:r>
-      <w:proofErr w:type="gramEnd"/>
-      <w:r>
-        <w:rPr>
-          <w:rFonts w:ascii="inherit" w:eastAsia="Times New Roman" w:hAnsi="inherit" w:cs="Courier New"/>
-          <w:color w:val="C5C8C6"/>
-          <w:sz w:val="20"/>
-          <w:szCs w:val="20"/>
-        </w:rPr>
-        <w:t xml:space="preserve"> "SUPABASE_SERVICE_ROLE_KEY"</w:t>
+        <w:t>env_var</w:t>
+      </w:r>
+      <w:proofErr w:type="spellEnd"/>
+      <w:r>
+        <w:rPr>
+          <w:rFonts w:ascii="inherit" w:eastAsia="Times New Roman" w:hAnsi="inherit" w:cs="Courier New"/>
+          <w:color w:val="C5C8C6"/>
+          <w:sz w:val="20"/>
+          <w:szCs w:val="20"/>
+        </w:rPr>
+        <w:t xml:space="preserve">  = "SUPABASE_SERVICE_ROLE_KEY"</w:t>
       </w:r>
     </w:p>
     <w:p>
@@ -8711,7 +8265,7 @@
           <w:szCs w:val="24"/>
         </w:rPr>
         <w:pict w14:anchorId="7278DC87">
-          <v:rect id="_x0000_i1081" style="width:0;height:1.5pt" o:hralign="center" o:hrstd="t" o:hr="t" fillcolor="#a0a0a0" stroked="f"/>
+          <v:rect id="_x0000_i1027" style="width:0;height:1.5pt" o:hralign="center" o:hrstd="t" o:hr="t" fillcolor="#a0a0a0" stroked="f"/>
         </w:pict>
       </w:r>
     </w:p>
@@ -8853,16 +8407,7 @@
           <w:sz w:val="20"/>
           <w:szCs w:val="20"/>
         </w:rPr>
-        <w:t>~</w:t>
-      </w:r>
-      <w:proofErr w:type="gramStart"/>
-      <w:r>
-        <w:rPr>
-          <w:rFonts w:ascii="Courier New" w:eastAsia="Times New Roman" w:hAnsi="Courier New" w:cs="Courier New"/>
-          <w:sz w:val="20"/>
-          <w:szCs w:val="20"/>
-        </w:rPr>
-        <w:t>/.</w:t>
+        <w:t>~/.</w:t>
       </w:r>
       <w:proofErr w:type="spellStart"/>
       <w:r>
@@ -8874,7 +8419,6 @@
         <w:t>bubblefish</w:t>
       </w:r>
       <w:proofErr w:type="spellEnd"/>
-      <w:proofErr w:type="gramEnd"/>
       <w:r>
         <w:rPr>
           <w:rFonts w:ascii="Courier New" w:eastAsia="Times New Roman" w:hAnsi="Courier New" w:cs="Courier New"/>
@@ -8972,34 +8516,7 @@
           <w:sz w:val="24"/>
           <w:szCs w:val="24"/>
         </w:rPr>
-        <w:t xml:space="preserve"> so that it creates the configuration directory, copies template </w:t>
-      </w:r>
-      <w:proofErr w:type="gramStart"/>
-      <w:r>
-        <w:rPr>
-          <w:rFonts w:ascii="Times New Roman" w:eastAsia="Times New Roman" w:hAnsi="Times New Roman" w:cs="Times New Roman"/>
-          <w:sz w:val="24"/>
-          <w:szCs w:val="24"/>
-        </w:rPr>
-        <w:t>TOMLs, and</w:t>
-      </w:r>
-      <w:proofErr w:type="gramEnd"/>
-      <w:r>
-        <w:rPr>
-          <w:rFonts w:ascii="Times New Roman" w:eastAsia="Times New Roman" w:hAnsi="Times New Roman" w:cs="Times New Roman"/>
-          <w:sz w:val="24"/>
-          <w:szCs w:val="24"/>
-        </w:rPr>
-        <w:t xml:space="preserve"> writes </w:t>
-      </w:r>
-      <w:proofErr w:type="gramStart"/>
-      <w:r>
-        <w:rPr>
-          <w:rFonts w:ascii="Times New Roman" w:eastAsia="Times New Roman" w:hAnsi="Times New Roman" w:cs="Times New Roman"/>
-          <w:sz w:val="24"/>
-          <w:szCs w:val="24"/>
-        </w:rPr>
-        <w:t xml:space="preserve">an </w:t>
+        <w:t xml:space="preserve"> so that it creates the configuration directory, copies template TOMLs, and writes an </w:t>
       </w:r>
       <w:r>
         <w:rPr>
@@ -9016,16 +8533,7 @@
           <w:sz w:val="20"/>
           <w:szCs w:val="20"/>
         </w:rPr>
-        <w:t>env</w:t>
-      </w:r>
-      <w:proofErr w:type="gramEnd"/>
-      <w:r>
-        <w:rPr>
-          <w:rFonts w:ascii="Courier New" w:eastAsia="Times New Roman" w:hAnsi="Courier New" w:cs="Courier New"/>
-          <w:sz w:val="20"/>
-          <w:szCs w:val="20"/>
-        </w:rPr>
-        <w:t>.example</w:t>
+        <w:t>env.example</w:t>
       </w:r>
       <w:proofErr w:type="spellEnd"/>
       <w:r>
@@ -9106,16 +8614,7 @@
           <w:sz w:val="20"/>
           <w:szCs w:val="20"/>
         </w:rPr>
-        <w:t>~</w:t>
-      </w:r>
-      <w:proofErr w:type="gramStart"/>
-      <w:r>
-        <w:rPr>
-          <w:rFonts w:ascii="Courier New" w:eastAsia="Times New Roman" w:hAnsi="Courier New" w:cs="Courier New"/>
-          <w:sz w:val="20"/>
-          <w:szCs w:val="20"/>
-        </w:rPr>
-        <w:t>/.</w:t>
+        <w:t>~/.</w:t>
       </w:r>
       <w:proofErr w:type="spellStart"/>
       <w:r>
@@ -9127,7 +8626,6 @@
         <w:t>bubblefish</w:t>
       </w:r>
       <w:proofErr w:type="spellEnd"/>
-      <w:proofErr w:type="gramEnd"/>
       <w:r>
         <w:rPr>
           <w:rFonts w:ascii="Courier New" w:eastAsia="Times New Roman" w:hAnsi="Courier New" w:cs="Courier New"/>
@@ -9276,17 +8774,7 @@
           <w:sz w:val="20"/>
           <w:szCs w:val="20"/>
         </w:rPr>
-        <w:t>~</w:t>
-      </w:r>
-      <w:proofErr w:type="gramStart"/>
-      <w:r>
-        <w:rPr>
-          <w:rFonts w:ascii="inherit" w:eastAsia="Times New Roman" w:hAnsi="inherit" w:cs="Courier New"/>
-          <w:color w:val="C5C8C6"/>
-          <w:sz w:val="20"/>
-          <w:szCs w:val="20"/>
-        </w:rPr>
-        <w:t>/.</w:t>
+        <w:t>~/.</w:t>
       </w:r>
       <w:proofErr w:type="spellStart"/>
       <w:r>
@@ -9299,7 +8787,6 @@
         <w:t>bubblefish</w:t>
       </w:r>
       <w:proofErr w:type="spellEnd"/>
-      <w:proofErr w:type="gramEnd"/>
       <w:r>
         <w:rPr>
           <w:rFonts w:ascii="inherit" w:eastAsia="Times New Roman" w:hAnsi="inherit" w:cs="Courier New"/>
@@ -9348,7 +8835,6 @@
         <w:t xml:space="preserve">  </w:t>
       </w:r>
       <w:proofErr w:type="spellStart"/>
-      <w:proofErr w:type="gramStart"/>
       <w:r>
         <w:rPr>
           <w:rFonts w:ascii="inherit" w:eastAsia="Times New Roman" w:hAnsi="inherit" w:cs="Courier New"/>
@@ -9359,7 +8845,6 @@
         <w:t>daemon.toml</w:t>
       </w:r>
       <w:proofErr w:type="spellEnd"/>
-      <w:proofErr w:type="gramEnd"/>
     </w:p>
     <w:p>
       <w:pPr>
@@ -9396,37 +8881,17 @@
           <w:sz w:val="20"/>
           <w:szCs w:val="20"/>
         </w:rPr>
-        <w:t xml:space="preserve">  </w:t>
-      </w:r>
-      <w:proofErr w:type="gramStart"/>
-      <w:r>
-        <w:rPr>
-          <w:rFonts w:ascii="inherit" w:eastAsia="Times New Roman" w:hAnsi="inherit" w:cs="Courier New"/>
-          <w:color w:val="C5C8C6"/>
-          <w:sz w:val="20"/>
-          <w:szCs w:val="20"/>
-        </w:rPr>
-        <w:t>.</w:t>
-      </w:r>
-      <w:proofErr w:type="spellStart"/>
-      <w:r>
-        <w:rPr>
-          <w:rFonts w:ascii="inherit" w:eastAsia="Times New Roman" w:hAnsi="inherit" w:cs="Courier New"/>
-          <w:color w:val="C5C8C6"/>
-          <w:sz w:val="20"/>
-          <w:szCs w:val="20"/>
-        </w:rPr>
-        <w:t>env</w:t>
-      </w:r>
-      <w:proofErr w:type="gramEnd"/>
-      <w:r>
-        <w:rPr>
-          <w:rFonts w:ascii="inherit" w:eastAsia="Times New Roman" w:hAnsi="inherit" w:cs="Courier New"/>
-          <w:color w:val="C5C8C6"/>
-          <w:sz w:val="20"/>
-          <w:szCs w:val="20"/>
-        </w:rPr>
-        <w:t>.example</w:t>
+        <w:t xml:space="preserve">  .</w:t>
+      </w:r>
+      <w:proofErr w:type="spellStart"/>
+      <w:r>
+        <w:rPr>
+          <w:rFonts w:ascii="inherit" w:eastAsia="Times New Roman" w:hAnsi="inherit" w:cs="Courier New"/>
+          <w:color w:val="C5C8C6"/>
+          <w:sz w:val="20"/>
+          <w:szCs w:val="20"/>
+        </w:rPr>
+        <w:t>env.example</w:t>
       </w:r>
       <w:proofErr w:type="spellEnd"/>
     </w:p>
@@ -9506,7 +8971,6 @@
         <w:t xml:space="preserve">    </w:t>
       </w:r>
       <w:proofErr w:type="spellStart"/>
-      <w:proofErr w:type="gramStart"/>
       <w:r>
         <w:rPr>
           <w:rFonts w:ascii="inherit" w:eastAsia="Times New Roman" w:hAnsi="inherit" w:cs="Courier New"/>
@@ -9517,7 +8981,6 @@
         <w:t>claude.toml</w:t>
       </w:r>
       <w:proofErr w:type="spellEnd"/>
-      <w:proofErr w:type="gramEnd"/>
     </w:p>
     <w:p>
       <w:pPr>
@@ -9557,7 +9020,6 @@
         <w:t xml:space="preserve">    </w:t>
       </w:r>
       <w:proofErr w:type="spellStart"/>
-      <w:proofErr w:type="gramStart"/>
       <w:r>
         <w:rPr>
           <w:rFonts w:ascii="inherit" w:eastAsia="Times New Roman" w:hAnsi="inherit" w:cs="Courier New"/>
@@ -9568,7 +9030,6 @@
         <w:t>perplexity.toml</w:t>
       </w:r>
       <w:proofErr w:type="spellEnd"/>
-      <w:proofErr w:type="gramEnd"/>
     </w:p>
     <w:p>
       <w:pPr>
@@ -9646,7 +9107,6 @@
         <w:t xml:space="preserve">    </w:t>
       </w:r>
       <w:proofErr w:type="spellStart"/>
-      <w:proofErr w:type="gramStart"/>
       <w:r>
         <w:rPr>
           <w:rFonts w:ascii="inherit" w:eastAsia="Times New Roman" w:hAnsi="inherit" w:cs="Courier New"/>
@@ -9657,7 +9117,6 @@
         <w:t>sqlite.toml</w:t>
       </w:r>
       <w:proofErr w:type="spellEnd"/>
-      <w:proofErr w:type="gramEnd"/>
     </w:p>
     <w:p>
       <w:pPr>
@@ -9697,7 +9156,6 @@
         <w:t xml:space="preserve">    </w:t>
       </w:r>
       <w:proofErr w:type="spellStart"/>
-      <w:proofErr w:type="gramStart"/>
       <w:r>
         <w:rPr>
           <w:rFonts w:ascii="inherit" w:eastAsia="Times New Roman" w:hAnsi="inherit" w:cs="Courier New"/>
@@ -9708,7 +9166,6 @@
         <w:t>openbrain.toml</w:t>
       </w:r>
       <w:proofErr w:type="spellEnd"/>
-      <w:proofErr w:type="gramEnd"/>
     </w:p>
     <w:p>
       <w:pPr>
@@ -9838,7 +9295,6 @@
         <w:t>internal/config/</w:t>
       </w:r>
       <w:proofErr w:type="spellStart"/>
-      <w:proofErr w:type="gramStart"/>
       <w:r>
         <w:rPr>
           <w:rFonts w:ascii="Courier New" w:eastAsia="Times New Roman" w:hAnsi="Courier New" w:cs="Courier New"/>
@@ -9848,7 +9304,6 @@
         <w:t>embed.go</w:t>
       </w:r>
       <w:proofErr w:type="spellEnd"/>
-      <w:proofErr w:type="gramEnd"/>
       <w:r>
         <w:rPr>
           <w:rFonts w:ascii="Times New Roman" w:eastAsia="Times New Roman" w:hAnsi="Times New Roman" w:cs="Times New Roman"/>
@@ -10099,7 +9554,6 @@
         <w:t>//</w:t>
       </w:r>
       <w:proofErr w:type="spellStart"/>
-      <w:proofErr w:type="gramStart"/>
       <w:r>
         <w:rPr>
           <w:rFonts w:ascii="inherit" w:eastAsia="Times New Roman" w:hAnsi="inherit" w:cs="Courier New"/>
@@ -10121,19 +9575,7 @@
           <w:sz w:val="20"/>
           <w:szCs w:val="20"/>
         </w:rPr>
-        <w:t xml:space="preserve"> ../..</w:t>
-      </w:r>
-      <w:proofErr w:type="gramEnd"/>
-      <w:r>
-        <w:rPr>
-          <w:rFonts w:ascii="inherit" w:eastAsia="Times New Roman" w:hAnsi="inherit" w:cs="Courier New"/>
-          <w:i/>
-          <w:iCs/>
-          <w:color w:val="969896"/>
-          <w:sz w:val="20"/>
-          <w:szCs w:val="20"/>
-        </w:rPr>
-        <w:t>/templates/*</w:t>
+        <w:t xml:space="preserve"> ../../templates/*</w:t>
       </w:r>
     </w:p>
     <w:p>
@@ -10205,7 +9647,6 @@
         <w:t xml:space="preserve"> </w:t>
       </w:r>
       <w:proofErr w:type="spellStart"/>
-      <w:proofErr w:type="gramStart"/>
       <w:r>
         <w:rPr>
           <w:rFonts w:ascii="inherit" w:eastAsia="Times New Roman" w:hAnsi="inherit" w:cs="Courier New"/>
@@ -10216,7 +9657,6 @@
         <w:t>embed.FS</w:t>
       </w:r>
       <w:proofErr w:type="spellEnd"/>
-      <w:proofErr w:type="gramEnd"/>
     </w:p>
     <w:p>
       <w:pPr>
@@ -10326,7 +9766,6 @@
         <w:t>/</w:t>
       </w:r>
       <w:proofErr w:type="spellStart"/>
-      <w:proofErr w:type="gramStart"/>
       <w:r>
         <w:rPr>
           <w:rFonts w:ascii="Courier New" w:eastAsia="Times New Roman" w:hAnsi="Courier New" w:cs="Courier New"/>
@@ -10336,7 +9775,6 @@
         <w:t>main.go</w:t>
       </w:r>
       <w:proofErr w:type="spellEnd"/>
-      <w:proofErr w:type="gramEnd"/>
       <w:r>
         <w:rPr>
           <w:rFonts w:ascii="Times New Roman" w:eastAsia="Times New Roman" w:hAnsi="Times New Roman" w:cs="Times New Roman"/>
@@ -10792,7 +10230,6 @@
           <w:szCs w:val="24"/>
         </w:rPr>
       </w:pPr>
-      <w:proofErr w:type="gramStart"/>
       <w:r>
         <w:rPr>
           <w:rFonts w:ascii="Times New Roman" w:eastAsia="Times New Roman" w:hAnsi="Times New Roman" w:cs="Times New Roman"/>
@@ -10816,16 +10253,7 @@
           <w:sz w:val="20"/>
           <w:szCs w:val="20"/>
         </w:rPr>
-        <w:t>env</w:t>
-      </w:r>
-      <w:proofErr w:type="gramEnd"/>
-      <w:r>
-        <w:rPr>
-          <w:rFonts w:ascii="Courier New" w:eastAsia="Times New Roman" w:hAnsi="Courier New" w:cs="Courier New"/>
-          <w:sz w:val="20"/>
-          <w:szCs w:val="20"/>
-        </w:rPr>
-        <w:t>.example</w:t>
+        <w:t>env.example</w:t>
       </w:r>
       <w:proofErr w:type="spellEnd"/>
       <w:r>
@@ -11131,17 +10559,7 @@
           <w:sz w:val="20"/>
           <w:szCs w:val="20"/>
         </w:rPr>
-        <w:t xml:space="preserve"> config initialized at ~</w:t>
-      </w:r>
-      <w:proofErr w:type="gramStart"/>
-      <w:r>
-        <w:rPr>
-          <w:rFonts w:ascii="inherit" w:eastAsia="Times New Roman" w:hAnsi="inherit" w:cs="Courier New"/>
-          <w:color w:val="C5C8C6"/>
-          <w:sz w:val="20"/>
-          <w:szCs w:val="20"/>
-        </w:rPr>
-        <w:t>/.</w:t>
+        <w:t xml:space="preserve"> config initialized at ~/.</w:t>
       </w:r>
       <w:proofErr w:type="spellStart"/>
       <w:r>
@@ -11154,7 +10572,6 @@
         <w:t>bubblefish</w:t>
       </w:r>
       <w:proofErr w:type="spellEnd"/>
-      <w:proofErr w:type="gramEnd"/>
     </w:p>
     <w:p>
       <w:pPr>
@@ -11414,67 +10831,27 @@
           <w:sz w:val="20"/>
           <w:szCs w:val="20"/>
         </w:rPr>
-        <w:t xml:space="preserve">  3) </w:t>
-      </w:r>
-      <w:proofErr w:type="gramStart"/>
-      <w:r>
-        <w:rPr>
-          <w:rFonts w:ascii="inherit" w:eastAsia="Times New Roman" w:hAnsi="inherit" w:cs="Courier New"/>
-          <w:color w:val="C5C8C6"/>
-          <w:sz w:val="20"/>
-          <w:szCs w:val="20"/>
-        </w:rPr>
-        <w:t>Copy .</w:t>
-      </w:r>
-      <w:proofErr w:type="spellStart"/>
-      <w:r>
-        <w:rPr>
-          <w:rFonts w:ascii="inherit" w:eastAsia="Times New Roman" w:hAnsi="inherit" w:cs="Courier New"/>
-          <w:color w:val="C5C8C6"/>
-          <w:sz w:val="20"/>
-          <w:szCs w:val="20"/>
-        </w:rPr>
-        <w:t>env</w:t>
-      </w:r>
-      <w:proofErr w:type="gramEnd"/>
-      <w:r>
-        <w:rPr>
-          <w:rFonts w:ascii="inherit" w:eastAsia="Times New Roman" w:hAnsi="inherit" w:cs="Courier New"/>
-          <w:color w:val="C5C8C6"/>
-          <w:sz w:val="20"/>
-          <w:szCs w:val="20"/>
-        </w:rPr>
-        <w:t>.example</w:t>
-      </w:r>
-      <w:proofErr w:type="spellEnd"/>
-      <w:r>
-        <w:rPr>
-          <w:rFonts w:ascii="inherit" w:eastAsia="Times New Roman" w:hAnsi="inherit" w:cs="Courier New"/>
-          <w:color w:val="C5C8C6"/>
-          <w:sz w:val="20"/>
-          <w:szCs w:val="20"/>
-        </w:rPr>
-        <w:t xml:space="preserve"> </w:t>
-      </w:r>
-      <w:proofErr w:type="gramStart"/>
-      <w:r>
-        <w:rPr>
-          <w:rFonts w:ascii="inherit" w:eastAsia="Times New Roman" w:hAnsi="inherit" w:cs="Courier New"/>
-          <w:color w:val="C5C8C6"/>
-          <w:sz w:val="20"/>
-          <w:szCs w:val="20"/>
-        </w:rPr>
-        <w:t>to .env</w:t>
-      </w:r>
-      <w:proofErr w:type="gramEnd"/>
-      <w:r>
-        <w:rPr>
-          <w:rFonts w:ascii="inherit" w:eastAsia="Times New Roman" w:hAnsi="inherit" w:cs="Courier New"/>
-          <w:color w:val="C5C8C6"/>
-          <w:sz w:val="20"/>
-          <w:szCs w:val="20"/>
-        </w:rPr>
-        <w:t xml:space="preserve"> and fill in your keys.</w:t>
+        <w:t xml:space="preserve">  3) Copy .</w:t>
+      </w:r>
+      <w:proofErr w:type="spellStart"/>
+      <w:r>
+        <w:rPr>
+          <w:rFonts w:ascii="inherit" w:eastAsia="Times New Roman" w:hAnsi="inherit" w:cs="Courier New"/>
+          <w:color w:val="C5C8C6"/>
+          <w:sz w:val="20"/>
+          <w:szCs w:val="20"/>
+        </w:rPr>
+        <w:t>env.example</w:t>
+      </w:r>
+      <w:proofErr w:type="spellEnd"/>
+      <w:r>
+        <w:rPr>
+          <w:rFonts w:ascii="inherit" w:eastAsia="Times New Roman" w:hAnsi="inherit" w:cs="Courier New"/>
+          <w:color w:val="C5C8C6"/>
+          <w:sz w:val="20"/>
+          <w:szCs w:val="20"/>
+        </w:rPr>
+        <w:t xml:space="preserve"> to .env and fill in your keys.</w:t>
       </w:r>
     </w:p>
     <w:p>
@@ -11761,16 +11138,7 @@
           <w:sz w:val="20"/>
           <w:szCs w:val="20"/>
         </w:rPr>
-        <w:t>~</w:t>
-      </w:r>
-      <w:proofErr w:type="gramStart"/>
-      <w:r>
-        <w:rPr>
-          <w:rFonts w:ascii="Courier New" w:eastAsia="Times New Roman" w:hAnsi="Courier New" w:cs="Courier New"/>
-          <w:sz w:val="20"/>
-          <w:szCs w:val="20"/>
-        </w:rPr>
-        <w:t>/.</w:t>
+        <w:t>~/.</w:t>
       </w:r>
       <w:proofErr w:type="spellStart"/>
       <w:r>
@@ -11782,7 +11150,6 @@
         <w:t>bubblefish</w:t>
       </w:r>
       <w:proofErr w:type="spellEnd"/>
-      <w:proofErr w:type="gramEnd"/>
       <w:r>
         <w:rPr>
           <w:rFonts w:ascii="Courier New" w:eastAsia="Times New Roman" w:hAnsi="Courier New" w:cs="Courier New"/>
@@ -11815,7 +11182,7 @@
           <w:szCs w:val="24"/>
         </w:rPr>
         <w:pict w14:anchorId="21B11CC2">
-          <v:rect id="_x0000_i1082" style="width:0;height:1.5pt" o:hralign="center" o:hrstd="t" o:hr="t" fillcolor="#a0a0a0" stroked="f"/>
+          <v:rect id="_x0000_i1028" style="width:0;height:1.5pt" o:hralign="center" o:hrstd="t" o:hr="t" fillcolor="#a0a0a0" stroked="f"/>
         </w:pict>
       </w:r>
     </w:p>
@@ -12052,16 +11419,7 @@
           <w:sz w:val="20"/>
           <w:szCs w:val="20"/>
         </w:rPr>
-        <w:t>~</w:t>
-      </w:r>
-      <w:proofErr w:type="gramStart"/>
-      <w:r>
-        <w:rPr>
-          <w:rFonts w:ascii="Courier New" w:eastAsia="Times New Roman" w:hAnsi="Courier New" w:cs="Courier New"/>
-          <w:sz w:val="20"/>
-          <w:szCs w:val="20"/>
-        </w:rPr>
-        <w:t>/.</w:t>
+        <w:t>~/.</w:t>
       </w:r>
       <w:proofErr w:type="spellStart"/>
       <w:r>
@@ -12073,7 +11431,6 @@
         <w:t>bubblefish</w:t>
       </w:r>
       <w:proofErr w:type="spellEnd"/>
-      <w:proofErr w:type="gramEnd"/>
       <w:r>
         <w:rPr>
           <w:rFonts w:ascii="Courier New" w:eastAsia="Times New Roman" w:hAnsi="Courier New" w:cs="Courier New"/>
@@ -12237,7 +11594,6 @@
         <w:t>internal/build/</w:t>
       </w:r>
       <w:proofErr w:type="spellStart"/>
-      <w:proofErr w:type="gramStart"/>
       <w:r>
         <w:rPr>
           <w:rFonts w:ascii="Courier New" w:eastAsia="Times New Roman" w:hAnsi="Courier New" w:cs="Courier New"/>
@@ -12247,7 +11603,6 @@
         <w:t>compiled.go</w:t>
       </w:r>
       <w:proofErr w:type="spellEnd"/>
-      <w:proofErr w:type="gramEnd"/>
       <w:r>
         <w:rPr>
           <w:rFonts w:ascii="Times New Roman" w:eastAsia="Times New Roman" w:hAnsi="Times New Roman" w:cs="Times New Roman"/>
@@ -12503,17 +11858,7 @@
           <w:sz w:val="20"/>
           <w:szCs w:val="20"/>
         </w:rPr>
-        <w:t xml:space="preserve">    </w:t>
-      </w:r>
-      <w:proofErr w:type="gramStart"/>
-      <w:r>
-        <w:rPr>
-          <w:rFonts w:ascii="inherit" w:eastAsia="Times New Roman" w:hAnsi="inherit" w:cs="Courier New"/>
-          <w:color w:val="C5C8C6"/>
-          <w:sz w:val="20"/>
-          <w:szCs w:val="20"/>
-        </w:rPr>
-        <w:t xml:space="preserve">Endpoint  </w:t>
+        <w:t xml:space="preserve">    Endpoint  </w:t>
       </w:r>
       <w:r>
         <w:rPr>
@@ -12524,7 +11869,6 @@
         </w:rPr>
         <w:t>string</w:t>
       </w:r>
-      <w:proofErr w:type="gramEnd"/>
       <w:r>
         <w:rPr>
           <w:rFonts w:ascii="inherit" w:eastAsia="Times New Roman" w:hAnsi="inherit" w:cs="Courier New"/>
@@ -12812,7 +12156,6 @@
         <w:t xml:space="preserve">    </w:t>
       </w:r>
       <w:proofErr w:type="spellStart"/>
-      <w:proofErr w:type="gramStart"/>
       <w:r>
         <w:rPr>
           <w:rFonts w:ascii="inherit" w:eastAsia="Times New Roman" w:hAnsi="inherit" w:cs="Courier New"/>
@@ -12841,7 +12184,6 @@
         </w:rPr>
         <w:t>bool</w:t>
       </w:r>
-      <w:proofErr w:type="gramEnd"/>
       <w:r>
         <w:rPr>
           <w:rFonts w:ascii="inherit" w:eastAsia="Times New Roman" w:hAnsi="inherit" w:cs="Courier New"/>
@@ -12938,7 +12280,6 @@
         </w:rPr>
         <w:t xml:space="preserve">    Auth      </w:t>
       </w:r>
-      <w:proofErr w:type="gramStart"/>
       <w:r>
         <w:rPr>
           <w:rFonts w:ascii="inherit" w:eastAsia="Times New Roman" w:hAnsi="inherit" w:cs="Courier New"/>
@@ -12950,7 +12291,6 @@
         </w:rPr>
         <w:t>struct</w:t>
       </w:r>
-      <w:proofErr w:type="gramEnd"/>
       <w:r>
         <w:rPr>
           <w:rFonts w:ascii="inherit" w:eastAsia="Times New Roman" w:hAnsi="inherit" w:cs="Courier New"/>
@@ -14497,17 +13837,7 @@
           <w:sz w:val="20"/>
           <w:szCs w:val="20"/>
         </w:rPr>
-        <w:t xml:space="preserve"> </w:t>
-      </w:r>
-      <w:proofErr w:type="gramStart"/>
-      <w:r>
-        <w:rPr>
-          <w:rFonts w:ascii="inherit" w:eastAsia="Times New Roman" w:hAnsi="inherit" w:cs="Courier New"/>
-          <w:color w:val="C5C8C6"/>
-          <w:sz w:val="20"/>
-          <w:szCs w:val="20"/>
-        </w:rPr>
-        <w:t>[]</w:t>
+        <w:t xml:space="preserve"> []</w:t>
       </w:r>
       <w:r>
         <w:rPr>
@@ -14518,7 +13848,6 @@
         </w:rPr>
         <w:t>string</w:t>
       </w:r>
-      <w:proofErr w:type="gramEnd"/>
       <w:r>
         <w:rPr>
           <w:rFonts w:ascii="inherit" w:eastAsia="Times New Roman" w:hAnsi="inherit" w:cs="Courier New"/>
@@ -14637,26 +13966,15 @@
         </w:rPr>
         <w:t xml:space="preserve">In </w:t>
       </w:r>
-      <w:proofErr w:type="gramStart"/>
-      <w:r>
-        <w:rPr>
-          <w:rFonts w:ascii="Courier New" w:eastAsia="Times New Roman" w:hAnsi="Courier New" w:cs="Courier New"/>
-          <w:sz w:val="20"/>
-          <w:szCs w:val="20"/>
-        </w:rPr>
-        <w:t>internal</w:t>
-      </w:r>
-      <w:proofErr w:type="gramEnd"/>
-      <w:r>
-        <w:rPr>
-          <w:rFonts w:ascii="Courier New" w:eastAsia="Times New Roman" w:hAnsi="Courier New" w:cs="Courier New"/>
-          <w:sz w:val="20"/>
-          <w:szCs w:val="20"/>
-        </w:rPr>
-        <w:t>/build/</w:t>
-      </w:r>
-      <w:proofErr w:type="spellStart"/>
-      <w:proofErr w:type="gramStart"/>
+      <w:r>
+        <w:rPr>
+          <w:rFonts w:ascii="Courier New" w:eastAsia="Times New Roman" w:hAnsi="Courier New" w:cs="Courier New"/>
+          <w:sz w:val="20"/>
+          <w:szCs w:val="20"/>
+        </w:rPr>
+        <w:t>internal/build/</w:t>
+      </w:r>
+      <w:proofErr w:type="spellStart"/>
       <w:r>
         <w:rPr>
           <w:rFonts w:ascii="Courier New" w:eastAsia="Times New Roman" w:hAnsi="Courier New" w:cs="Courier New"/>
@@ -14666,7 +13984,6 @@
         <w:t>build.go</w:t>
       </w:r>
       <w:proofErr w:type="spellEnd"/>
-      <w:proofErr w:type="gramEnd"/>
       <w:r>
         <w:rPr>
           <w:rFonts w:ascii="Times New Roman" w:eastAsia="Times New Roman" w:hAnsi="Times New Roman" w:cs="Times New Roman"/>
@@ -14760,20 +14077,9 @@
           <w:sz w:val="20"/>
           <w:szCs w:val="20"/>
         </w:rPr>
-        <w:t xml:space="preserve"> </w:t>
-      </w:r>
-      <w:proofErr w:type="gramStart"/>
-      <w:r>
-        <w:rPr>
-          <w:rFonts w:ascii="inherit" w:eastAsia="Times New Roman" w:hAnsi="inherit" w:cs="Courier New"/>
-          <w:color w:val="C5C8C6"/>
-          <w:sz w:val="20"/>
-          <w:szCs w:val="20"/>
-        </w:rPr>
-        <w:t>Build(</w:t>
-      </w:r>
-      <w:proofErr w:type="spellStart"/>
-      <w:proofErr w:type="gramEnd"/>
+        <w:t xml:space="preserve"> Build(</w:t>
+      </w:r>
+      <w:proofErr w:type="spellStart"/>
       <w:r>
         <w:rPr>
           <w:rFonts w:ascii="inherit" w:eastAsia="Times New Roman" w:hAnsi="inherit" w:cs="Courier New"/>
@@ -15098,34 +14404,16 @@
           <w:sz w:val="20"/>
           <w:szCs w:val="20"/>
         </w:rPr>
-        <w:t>api_</w:t>
-      </w:r>
-      <w:proofErr w:type="gramStart"/>
-      <w:r>
-        <w:rPr>
-          <w:rFonts w:ascii="Courier New" w:eastAsia="Times New Roman" w:hAnsi="Courier New" w:cs="Courier New"/>
-          <w:sz w:val="20"/>
-          <w:szCs w:val="20"/>
-        </w:rPr>
-        <w:t>key</w:t>
-      </w:r>
-      <w:proofErr w:type="spellEnd"/>
-      <w:r>
-        <w:rPr>
-          <w:rFonts w:ascii="Times New Roman" w:eastAsia="Times New Roman" w:hAnsi="Times New Roman" w:cs="Times New Roman"/>
-          <w:sz w:val="24"/>
-          <w:szCs w:val="24"/>
-        </w:rPr>
-        <w:t>} (</w:t>
-      </w:r>
-      <w:proofErr w:type="gramEnd"/>
-      <w:r>
-        <w:rPr>
-          <w:rFonts w:ascii="Times New Roman" w:eastAsia="Times New Roman" w:hAnsi="Times New Roman" w:cs="Times New Roman"/>
-          <w:sz w:val="24"/>
-          <w:szCs w:val="24"/>
-        </w:rPr>
-        <w:t>for now).</w:t>
+        <w:t>api_key</w:t>
+      </w:r>
+      <w:proofErr w:type="spellEnd"/>
+      <w:r>
+        <w:rPr>
+          <w:rFonts w:ascii="Times New Roman" w:eastAsia="Times New Roman" w:hAnsi="Times New Roman" w:cs="Times New Roman"/>
+          <w:sz w:val="24"/>
+          <w:szCs w:val="24"/>
+        </w:rPr>
+        <w:t>} (for now).</w:t>
       </w:r>
     </w:p>
     <w:p>
@@ -15200,19 +14488,9 @@
           <w:sz w:val="20"/>
           <w:szCs w:val="20"/>
         </w:rPr>
-        <w:t>required_</w:t>
-      </w:r>
-      <w:proofErr w:type="gramStart"/>
-      <w:r>
-        <w:rPr>
-          <w:rFonts w:ascii="Courier New" w:eastAsia="Times New Roman" w:hAnsi="Courier New" w:cs="Courier New"/>
-          <w:sz w:val="20"/>
-          <w:szCs w:val="20"/>
-        </w:rPr>
-        <w:t>fields</w:t>
-      </w:r>
-      <w:proofErr w:type="spellEnd"/>
-      <w:proofErr w:type="gramEnd"/>
+        <w:t>required_fields</w:t>
+      </w:r>
+      <w:proofErr w:type="spellEnd"/>
       <w:r>
         <w:rPr>
           <w:rFonts w:ascii="Times New Roman" w:eastAsia="Times New Roman" w:hAnsi="Times New Roman" w:cs="Times New Roman"/>
@@ -15583,7 +14861,6 @@
         <w:t>/</w:t>
       </w:r>
       <w:proofErr w:type="spellStart"/>
-      <w:proofErr w:type="gramStart"/>
       <w:r>
         <w:rPr>
           <w:rFonts w:ascii="Courier New" w:eastAsia="Times New Roman" w:hAnsi="Courier New" w:cs="Courier New"/>
@@ -15593,7 +14870,6 @@
         <w:t>main.go</w:t>
       </w:r>
       <w:proofErr w:type="spellEnd"/>
-      <w:proofErr w:type="gramEnd"/>
       <w:r>
         <w:rPr>
           <w:rFonts w:ascii="Times New Roman" w:eastAsia="Times New Roman" w:hAnsi="Times New Roman" w:cs="Times New Roman"/>
@@ -15664,16 +14940,7 @@
           <w:sz w:val="20"/>
           <w:szCs w:val="20"/>
         </w:rPr>
-        <w:t>~</w:t>
-      </w:r>
-      <w:proofErr w:type="gramStart"/>
-      <w:r>
-        <w:rPr>
-          <w:rFonts w:ascii="Courier New" w:eastAsia="Times New Roman" w:hAnsi="Courier New" w:cs="Courier New"/>
-          <w:sz w:val="20"/>
-          <w:szCs w:val="20"/>
-        </w:rPr>
-        <w:t>/.</w:t>
+        <w:t>~/.</w:t>
       </w:r>
       <w:proofErr w:type="spellStart"/>
       <w:r>
@@ -15685,7 +14952,6 @@
         <w:t>bubblefish</w:t>
       </w:r>
       <w:proofErr w:type="spellEnd"/>
-      <w:proofErr w:type="gramEnd"/>
       <w:r>
         <w:rPr>
           <w:rFonts w:ascii="Courier New" w:eastAsia="Times New Roman" w:hAnsi="Courier New" w:cs="Courier New"/>
@@ -15725,7 +14991,6 @@
         <w:t xml:space="preserve">Call </w:t>
       </w:r>
       <w:proofErr w:type="spellStart"/>
-      <w:proofErr w:type="gramStart"/>
       <w:r>
         <w:rPr>
           <w:rFonts w:ascii="Courier New" w:eastAsia="Times New Roman" w:hAnsi="Courier New" w:cs="Courier New"/>
@@ -15735,7 +15000,6 @@
         <w:t>build.Build</w:t>
       </w:r>
       <w:proofErr w:type="spellEnd"/>
-      <w:proofErr w:type="gramEnd"/>
       <w:r>
         <w:rPr>
           <w:rFonts w:ascii="Courier New" w:eastAsia="Times New Roman" w:hAnsi="Courier New" w:cs="Courier New"/>
@@ -16129,7 +15393,7 @@
           <w:szCs w:val="24"/>
         </w:rPr>
         <w:pict w14:anchorId="22A8FFBE">
-          <v:rect id="_x0000_i1083" style="width:0;height:1.5pt" o:hralign="center" o:hrstd="t" o:hr="t" fillcolor="#a0a0a0" stroked="f"/>
+          <v:rect id="_x0000_i1029" style="width:0;height:1.5pt" o:hralign="center" o:hrstd="t" o:hr="t" fillcolor="#a0a0a0" stroked="f"/>
         </w:pict>
       </w:r>
     </w:p>
@@ -16318,7 +15582,6 @@
         <w:t>internal/daemon/</w:t>
       </w:r>
       <w:proofErr w:type="spellStart"/>
-      <w:proofErr w:type="gramStart"/>
       <w:r>
         <w:rPr>
           <w:rFonts w:ascii="Courier New" w:eastAsia="Times New Roman" w:hAnsi="Courier New" w:cs="Courier New"/>
@@ -16328,7 +15591,6 @@
         <w:t>types.go</w:t>
       </w:r>
       <w:proofErr w:type="spellEnd"/>
-      <w:proofErr w:type="gramEnd"/>
       <w:r>
         <w:rPr>
           <w:rFonts w:ascii="Times New Roman" w:eastAsia="Times New Roman" w:hAnsi="Times New Roman" w:cs="Times New Roman"/>
@@ -16402,7 +15664,6 @@
           <w:szCs w:val="20"/>
         </w:rPr>
       </w:pPr>
-      <w:proofErr w:type="gramStart"/>
       <w:r>
         <w:rPr>
           <w:rFonts w:ascii="inherit" w:eastAsia="Times New Roman" w:hAnsi="inherit" w:cs="Courier New"/>
@@ -16434,7 +15695,6 @@
         <w:t>TranslatedPayload</w:t>
       </w:r>
       <w:proofErr w:type="spellEnd"/>
-      <w:proofErr w:type="gramEnd"/>
       <w:r>
         <w:rPr>
           <w:rFonts w:ascii="inherit" w:eastAsia="Times New Roman" w:hAnsi="inherit" w:cs="Courier New"/>
@@ -16444,7 +15704,6 @@
         </w:rPr>
         <w:t xml:space="preserve"> </w:t>
       </w:r>
-      <w:proofErr w:type="gramStart"/>
       <w:r>
         <w:rPr>
           <w:rFonts w:ascii="inherit" w:eastAsia="Times New Roman" w:hAnsi="inherit" w:cs="Courier New"/>
@@ -16465,7 +15724,6 @@
         </w:rPr>
         <w:t xml:space="preserve"> {</w:t>
       </w:r>
-      <w:proofErr w:type="gramEnd"/>
     </w:p>
     <w:p>
       <w:pPr>
@@ -16862,17 +16120,7 @@
           <w:sz w:val="20"/>
           <w:szCs w:val="20"/>
         </w:rPr>
-        <w:t xml:space="preserve">    </w:t>
-      </w:r>
-      <w:proofErr w:type="gramStart"/>
-      <w:r>
-        <w:rPr>
-          <w:rFonts w:ascii="inherit" w:eastAsia="Times New Roman" w:hAnsi="inherit" w:cs="Courier New"/>
-          <w:color w:val="C5C8C6"/>
-          <w:sz w:val="20"/>
-          <w:szCs w:val="20"/>
-        </w:rPr>
-        <w:t xml:space="preserve">Metadata  </w:t>
+        <w:t xml:space="preserve">    Metadata  </w:t>
       </w:r>
       <w:r>
         <w:rPr>
@@ -16885,7 +16133,6 @@
         </w:rPr>
         <w:t>map</w:t>
       </w:r>
-      <w:proofErr w:type="gramEnd"/>
       <w:r>
         <w:rPr>
           <w:rFonts w:ascii="inherit" w:eastAsia="Times New Roman" w:hAnsi="inherit" w:cs="Courier New"/>
@@ -16999,7 +16246,6 @@
         <w:t xml:space="preserve">    Timestamp </w:t>
       </w:r>
       <w:proofErr w:type="spellStart"/>
-      <w:proofErr w:type="gramStart"/>
       <w:r>
         <w:rPr>
           <w:rFonts w:ascii="inherit" w:eastAsia="Times New Roman" w:hAnsi="inherit" w:cs="Courier New"/>
@@ -17010,7 +16256,6 @@
         <w:t>time.Time</w:t>
       </w:r>
       <w:proofErr w:type="spellEnd"/>
-      <w:proofErr w:type="gramEnd"/>
       <w:r>
         <w:rPr>
           <w:rFonts w:ascii="inherit" w:eastAsia="Times New Roman" w:hAnsi="inherit" w:cs="Courier New"/>
@@ -17432,17 +16677,7 @@
           <w:sz w:val="20"/>
           <w:szCs w:val="20"/>
         </w:rPr>
-        <w:t xml:space="preserve">    </w:t>
-      </w:r>
-      <w:proofErr w:type="gramStart"/>
-      <w:r>
-        <w:rPr>
-          <w:rFonts w:ascii="inherit" w:eastAsia="Times New Roman" w:hAnsi="inherit" w:cs="Courier New"/>
-          <w:color w:val="C5C8C6"/>
-          <w:sz w:val="20"/>
-          <w:szCs w:val="20"/>
-        </w:rPr>
-        <w:t xml:space="preserve">Query  </w:t>
+        <w:t xml:space="preserve">    Query  </w:t>
       </w:r>
       <w:r>
         <w:rPr>
@@ -17453,7 +16688,6 @@
         </w:rPr>
         <w:t>string</w:t>
       </w:r>
-      <w:proofErr w:type="gramEnd"/>
       <w:r>
         <w:rPr>
           <w:rFonts w:ascii="inherit" w:eastAsia="Times New Roman" w:hAnsi="inherit" w:cs="Courier New"/>
@@ -17528,17 +16762,7 @@
           <w:sz w:val="20"/>
           <w:szCs w:val="20"/>
         </w:rPr>
-        <w:t xml:space="preserve">    </w:t>
-      </w:r>
-      <w:proofErr w:type="gramStart"/>
-      <w:r>
-        <w:rPr>
-          <w:rFonts w:ascii="inherit" w:eastAsia="Times New Roman" w:hAnsi="inherit" w:cs="Courier New"/>
-          <w:color w:val="C5C8C6"/>
-          <w:sz w:val="20"/>
-          <w:szCs w:val="20"/>
-        </w:rPr>
-        <w:t xml:space="preserve">Limit  </w:t>
+        <w:t xml:space="preserve">    Limit  </w:t>
       </w:r>
       <w:r>
         <w:rPr>
@@ -17549,7 +16773,6 @@
         </w:rPr>
         <w:t>int</w:t>
       </w:r>
-      <w:proofErr w:type="gramEnd"/>
       <w:r>
         <w:rPr>
           <w:rFonts w:ascii="inherit" w:eastAsia="Times New Roman" w:hAnsi="inherit" w:cs="Courier New"/>
@@ -17657,7 +16880,6 @@
         <w:t>internal/destinations/</w:t>
       </w:r>
       <w:proofErr w:type="spellStart"/>
-      <w:proofErr w:type="gramStart"/>
       <w:r>
         <w:rPr>
           <w:rFonts w:ascii="Courier New" w:eastAsia="Times New Roman" w:hAnsi="Courier New" w:cs="Courier New"/>
@@ -17667,7 +16889,6 @@
         <w:t>plugin.go</w:t>
       </w:r>
       <w:proofErr w:type="spellEnd"/>
-      <w:proofErr w:type="gramEnd"/>
       <w:r>
         <w:rPr>
           <w:rFonts w:ascii="Times New Roman" w:eastAsia="Times New Roman" w:hAnsi="Times New Roman" w:cs="Times New Roman"/>
@@ -17837,27 +17058,7 @@
           <w:sz w:val="20"/>
           <w:szCs w:val="20"/>
         </w:rPr>
-        <w:t xml:space="preserve">    </w:t>
-      </w:r>
-      <w:proofErr w:type="gramStart"/>
-      <w:r>
-        <w:rPr>
-          <w:rFonts w:ascii="inherit" w:eastAsia="Times New Roman" w:hAnsi="inherit" w:cs="Courier New"/>
-          <w:color w:val="C5C8C6"/>
-          <w:sz w:val="20"/>
-          <w:szCs w:val="20"/>
-        </w:rPr>
-        <w:t>Name(</w:t>
-      </w:r>
-      <w:proofErr w:type="gramEnd"/>
-      <w:r>
-        <w:rPr>
-          <w:rFonts w:ascii="inherit" w:eastAsia="Times New Roman" w:hAnsi="inherit" w:cs="Courier New"/>
-          <w:color w:val="C5C8C6"/>
-          <w:sz w:val="20"/>
-          <w:szCs w:val="20"/>
-        </w:rPr>
-        <w:t xml:space="preserve">) </w:t>
+        <w:t xml:space="preserve">    Name() </w:t>
       </w:r>
       <w:r>
         <w:rPr>
@@ -17904,27 +17105,7 @@
           <w:sz w:val="20"/>
           <w:szCs w:val="20"/>
         </w:rPr>
-        <w:t xml:space="preserve">    </w:t>
-      </w:r>
-      <w:proofErr w:type="gramStart"/>
-      <w:r>
-        <w:rPr>
-          <w:rFonts w:ascii="inherit" w:eastAsia="Times New Roman" w:hAnsi="inherit" w:cs="Courier New"/>
-          <w:color w:val="C5C8C6"/>
-          <w:sz w:val="20"/>
-          <w:szCs w:val="20"/>
-        </w:rPr>
-        <w:t>Connect(</w:t>
-      </w:r>
-      <w:proofErr w:type="gramEnd"/>
-      <w:r>
-        <w:rPr>
-          <w:rFonts w:ascii="inherit" w:eastAsia="Times New Roman" w:hAnsi="inherit" w:cs="Courier New"/>
-          <w:color w:val="C5C8C6"/>
-          <w:sz w:val="20"/>
-          <w:szCs w:val="20"/>
-        </w:rPr>
-        <w:t xml:space="preserve">config </w:t>
+        <w:t xml:space="preserve">    Connect(config </w:t>
       </w:r>
       <w:r>
         <w:rPr>
@@ -18027,20 +17208,9 @@
           <w:sz w:val="20"/>
           <w:szCs w:val="20"/>
         </w:rPr>
-        <w:t xml:space="preserve">    </w:t>
-      </w:r>
-      <w:proofErr w:type="gramStart"/>
-      <w:r>
-        <w:rPr>
-          <w:rFonts w:ascii="inherit" w:eastAsia="Times New Roman" w:hAnsi="inherit" w:cs="Courier New"/>
-          <w:color w:val="C5C8C6"/>
-          <w:sz w:val="20"/>
-          <w:szCs w:val="20"/>
-        </w:rPr>
-        <w:t>Write(</w:t>
-      </w:r>
-      <w:proofErr w:type="spellStart"/>
-      <w:proofErr w:type="gramEnd"/>
+        <w:t xml:space="preserve">    Write(</w:t>
+      </w:r>
+      <w:proofErr w:type="spellStart"/>
       <w:r>
         <w:rPr>
           <w:rFonts w:ascii="inherit" w:eastAsia="Times New Roman" w:hAnsi="inherit" w:cs="Courier New"/>
@@ -18061,7 +17231,6 @@
         <w:t xml:space="preserve"> </w:t>
       </w:r>
       <w:proofErr w:type="spellStart"/>
-      <w:proofErr w:type="gramStart"/>
       <w:r>
         <w:rPr>
           <w:rFonts w:ascii="inherit" w:eastAsia="Times New Roman" w:hAnsi="inherit" w:cs="Courier New"/>
@@ -18072,7 +17241,6 @@
         <w:t>context.Context</w:t>
       </w:r>
       <w:proofErr w:type="spellEnd"/>
-      <w:proofErr w:type="gramEnd"/>
       <w:r>
         <w:rPr>
           <w:rFonts w:ascii="inherit" w:eastAsia="Times New Roman" w:hAnsi="inherit" w:cs="Courier New"/>
@@ -18147,20 +17315,9 @@
           <w:sz w:val="20"/>
           <w:szCs w:val="20"/>
         </w:rPr>
-        <w:t xml:space="preserve">    </w:t>
-      </w:r>
-      <w:proofErr w:type="gramStart"/>
-      <w:r>
-        <w:rPr>
-          <w:rFonts w:ascii="inherit" w:eastAsia="Times New Roman" w:hAnsi="inherit" w:cs="Courier New"/>
-          <w:color w:val="C5C8C6"/>
-          <w:sz w:val="20"/>
-          <w:szCs w:val="20"/>
-        </w:rPr>
-        <w:t>Read(</w:t>
-      </w:r>
-      <w:proofErr w:type="spellStart"/>
-      <w:proofErr w:type="gramEnd"/>
+        <w:t xml:space="preserve">    Read(</w:t>
+      </w:r>
+      <w:proofErr w:type="spellStart"/>
       <w:r>
         <w:rPr>
           <w:rFonts w:ascii="inherit" w:eastAsia="Times New Roman" w:hAnsi="inherit" w:cs="Courier New"/>
@@ -18181,7 +17338,6 @@
         <w:t xml:space="preserve"> </w:t>
       </w:r>
       <w:proofErr w:type="spellStart"/>
-      <w:proofErr w:type="gramStart"/>
       <w:r>
         <w:rPr>
           <w:rFonts w:ascii="inherit" w:eastAsia="Times New Roman" w:hAnsi="inherit" w:cs="Courier New"/>
@@ -18192,7 +17348,6 @@
         <w:t>context.Context</w:t>
       </w:r>
       <w:proofErr w:type="spellEnd"/>
-      <w:proofErr w:type="gramEnd"/>
       <w:r>
         <w:rPr>
           <w:rFonts w:ascii="inherit" w:eastAsia="Times New Roman" w:hAnsi="inherit" w:cs="Courier New"/>
@@ -18220,17 +17375,7 @@
           <w:sz w:val="20"/>
           <w:szCs w:val="20"/>
         </w:rPr>
-        <w:t>) (</w:t>
-      </w:r>
-      <w:proofErr w:type="gramStart"/>
-      <w:r>
-        <w:rPr>
-          <w:rFonts w:ascii="inherit" w:eastAsia="Times New Roman" w:hAnsi="inherit" w:cs="Courier New"/>
-          <w:color w:val="C5C8C6"/>
-          <w:sz w:val="20"/>
-          <w:szCs w:val="20"/>
-        </w:rPr>
-        <w:t>[]</w:t>
+        <w:t>) ([]</w:t>
       </w:r>
       <w:proofErr w:type="spellStart"/>
       <w:r>
@@ -18243,7 +17388,6 @@
         <w:t>TranslatedPayload</w:t>
       </w:r>
       <w:proofErr w:type="spellEnd"/>
-      <w:proofErr w:type="gramEnd"/>
       <w:r>
         <w:rPr>
           <w:rFonts w:ascii="inherit" w:eastAsia="Times New Roman" w:hAnsi="inherit" w:cs="Courier New"/>
@@ -18310,7 +17454,6 @@
         <w:t xml:space="preserve">    </w:t>
       </w:r>
       <w:proofErr w:type="spellStart"/>
-      <w:proofErr w:type="gramStart"/>
       <w:r>
         <w:rPr>
           <w:rFonts w:ascii="inherit" w:eastAsia="Times New Roman" w:hAnsi="inherit" w:cs="Courier New"/>
@@ -18331,7 +17474,6 @@
         <w:t>(</w:t>
       </w:r>
       <w:proofErr w:type="spellStart"/>
-      <w:proofErr w:type="gramEnd"/>
       <w:r>
         <w:rPr>
           <w:rFonts w:ascii="inherit" w:eastAsia="Times New Roman" w:hAnsi="inherit" w:cs="Courier New"/>
@@ -18352,7 +17494,6 @@
         <w:t xml:space="preserve"> </w:t>
       </w:r>
       <w:proofErr w:type="spellStart"/>
-      <w:proofErr w:type="gramStart"/>
       <w:r>
         <w:rPr>
           <w:rFonts w:ascii="inherit" w:eastAsia="Times New Roman" w:hAnsi="inherit" w:cs="Courier New"/>
@@ -18363,7 +17504,6 @@
         <w:t>context.Context</w:t>
       </w:r>
       <w:proofErr w:type="spellEnd"/>
-      <w:proofErr w:type="gramEnd"/>
       <w:r>
         <w:rPr>
           <w:rFonts w:ascii="inherit" w:eastAsia="Times New Roman" w:hAnsi="inherit" w:cs="Courier New"/>
@@ -18418,27 +17558,7 @@
           <w:sz w:val="20"/>
           <w:szCs w:val="20"/>
         </w:rPr>
-        <w:t xml:space="preserve">    </w:t>
-      </w:r>
-      <w:proofErr w:type="gramStart"/>
-      <w:r>
-        <w:rPr>
-          <w:rFonts w:ascii="inherit" w:eastAsia="Times New Roman" w:hAnsi="inherit" w:cs="Courier New"/>
-          <w:color w:val="C5C8C6"/>
-          <w:sz w:val="20"/>
-          <w:szCs w:val="20"/>
-        </w:rPr>
-        <w:t>Close(</w:t>
-      </w:r>
-      <w:proofErr w:type="gramEnd"/>
-      <w:r>
-        <w:rPr>
-          <w:rFonts w:ascii="inherit" w:eastAsia="Times New Roman" w:hAnsi="inherit" w:cs="Courier New"/>
-          <w:color w:val="C5C8C6"/>
-          <w:sz w:val="20"/>
-          <w:szCs w:val="20"/>
-        </w:rPr>
-        <w:t xml:space="preserve">) </w:t>
+        <w:t xml:space="preserve">    Close() </w:t>
       </w:r>
       <w:r>
         <w:rPr>
@@ -18518,7 +17638,6 @@
         <w:t>internal/daemon/</w:t>
       </w:r>
       <w:proofErr w:type="spellStart"/>
-      <w:proofErr w:type="gramStart"/>
       <w:r>
         <w:rPr>
           <w:rFonts w:ascii="Courier New" w:eastAsia="Times New Roman" w:hAnsi="Courier New" w:cs="Courier New"/>
@@ -18528,7 +17647,6 @@
         <w:t>wal.go</w:t>
       </w:r>
       <w:proofErr w:type="spellEnd"/>
-      <w:proofErr w:type="gramEnd"/>
       <w:r>
         <w:rPr>
           <w:rFonts w:ascii="Times New Roman" w:eastAsia="Times New Roman" w:hAnsi="Times New Roman" w:cs="Times New Roman"/>
@@ -18620,7 +17738,6 @@
         <w:t xml:space="preserve">mu </w:t>
       </w:r>
       <w:proofErr w:type="spellStart"/>
-      <w:proofErr w:type="gramStart"/>
       <w:r>
         <w:rPr>
           <w:rFonts w:ascii="Courier New" w:eastAsia="Times New Roman" w:hAnsi="Courier New" w:cs="Courier New"/>
@@ -18630,7 +17747,6 @@
         <w:t>sync.Mutex</w:t>
       </w:r>
       <w:proofErr w:type="spellEnd"/>
-      <w:proofErr w:type="gramEnd"/>
     </w:p>
     <w:p>
       <w:pPr>
@@ -18668,7 +17784,6 @@
         </w:rPr>
       </w:pPr>
       <w:proofErr w:type="spellStart"/>
-      <w:proofErr w:type="gramStart"/>
       <w:r>
         <w:rPr>
           <w:rFonts w:ascii="Courier New" w:eastAsia="Times New Roman" w:hAnsi="Courier New" w:cs="Courier New"/>
@@ -18684,16 +17799,7 @@
           <w:sz w:val="20"/>
           <w:szCs w:val="20"/>
         </w:rPr>
-        <w:t>(</w:t>
-      </w:r>
-      <w:proofErr w:type="gramEnd"/>
-      <w:r>
-        <w:rPr>
-          <w:rFonts w:ascii="Courier New" w:eastAsia="Times New Roman" w:hAnsi="Courier New" w:cs="Courier New"/>
-          <w:sz w:val="20"/>
-          <w:szCs w:val="20"/>
-        </w:rPr>
-        <w:t>path string) (*WAL, error)</w:t>
+        <w:t>(path string) (*WAL, error)</w:t>
       </w:r>
     </w:p>
     <w:p>
@@ -18709,23 +17815,13 @@
           <w:szCs w:val="24"/>
         </w:rPr>
       </w:pPr>
-      <w:proofErr w:type="gramStart"/>
-      <w:r>
-        <w:rPr>
-          <w:rFonts w:ascii="Courier New" w:eastAsia="Times New Roman" w:hAnsi="Courier New" w:cs="Courier New"/>
-          <w:sz w:val="20"/>
-          <w:szCs w:val="20"/>
-        </w:rPr>
-        <w:t>Append(</w:t>
-      </w:r>
-      <w:proofErr w:type="gramEnd"/>
-      <w:r>
-        <w:rPr>
-          <w:rFonts w:ascii="Courier New" w:eastAsia="Times New Roman" w:hAnsi="Courier New" w:cs="Courier New"/>
-          <w:sz w:val="20"/>
-          <w:szCs w:val="20"/>
-        </w:rPr>
-        <w:t xml:space="preserve">p </w:t>
+      <w:r>
+        <w:rPr>
+          <w:rFonts w:ascii="Courier New" w:eastAsia="Times New Roman" w:hAnsi="Courier New" w:cs="Courier New"/>
+          <w:sz w:val="20"/>
+          <w:szCs w:val="20"/>
+        </w:rPr>
+        <w:t xml:space="preserve">Append(p </w:t>
       </w:r>
       <w:proofErr w:type="spellStart"/>
       <w:r>
@@ -18789,32 +17885,13 @@
           <w:szCs w:val="24"/>
         </w:rPr>
       </w:pPr>
-      <w:proofErr w:type="gramStart"/>
-      <w:r>
-        <w:rPr>
-          <w:rFonts w:ascii="Courier New" w:eastAsia="Times New Roman" w:hAnsi="Courier New" w:cs="Courier New"/>
-          <w:sz w:val="20"/>
-          <w:szCs w:val="20"/>
-        </w:rPr>
-        <w:t>Replay(</w:t>
-      </w:r>
-      <w:proofErr w:type="gramEnd"/>
-      <w:r>
-        <w:rPr>
-          <w:rFonts w:ascii="Courier New" w:eastAsia="Times New Roman" w:hAnsi="Courier New" w:cs="Courier New"/>
-          <w:sz w:val="20"/>
-          <w:szCs w:val="20"/>
-        </w:rPr>
-        <w:t>) (</w:t>
-      </w:r>
-      <w:proofErr w:type="gramStart"/>
-      <w:r>
-        <w:rPr>
-          <w:rFonts w:ascii="Courier New" w:eastAsia="Times New Roman" w:hAnsi="Courier New" w:cs="Courier New"/>
-          <w:sz w:val="20"/>
-          <w:szCs w:val="20"/>
-        </w:rPr>
-        <w:t>[]</w:t>
+      <w:r>
+        <w:rPr>
+          <w:rFonts w:ascii="Courier New" w:eastAsia="Times New Roman" w:hAnsi="Courier New" w:cs="Courier New"/>
+          <w:sz w:val="20"/>
+          <w:szCs w:val="20"/>
+        </w:rPr>
+        <w:t>Replay() ([]</w:t>
       </w:r>
       <w:proofErr w:type="spellStart"/>
       <w:r>
@@ -18826,7 +17903,6 @@
         <w:t>TranslatedPayload</w:t>
       </w:r>
       <w:proofErr w:type="spellEnd"/>
-      <w:proofErr w:type="gramEnd"/>
       <w:r>
         <w:rPr>
           <w:rFonts w:ascii="Courier New" w:eastAsia="Times New Roman" w:hAnsi="Courier New" w:cs="Courier New"/>
@@ -18973,7 +18049,6 @@
         <w:t>internal/daemon/</w:t>
       </w:r>
       <w:proofErr w:type="spellStart"/>
-      <w:proofErr w:type="gramStart"/>
       <w:r>
         <w:rPr>
           <w:rFonts w:ascii="Courier New" w:eastAsia="Times New Roman" w:hAnsi="Courier New" w:cs="Courier New"/>
@@ -18983,7 +18058,6 @@
         <w:t>queues.go</w:t>
       </w:r>
       <w:proofErr w:type="spellEnd"/>
-      <w:proofErr w:type="gramEnd"/>
       <w:r>
         <w:rPr>
           <w:rFonts w:ascii="Times New Roman" w:eastAsia="Times New Roman" w:hAnsi="Times New Roman" w:cs="Times New Roman"/>
@@ -19073,7 +18147,6 @@
         </w:rPr>
       </w:pPr>
       <w:proofErr w:type="spellStart"/>
-      <w:proofErr w:type="gramStart"/>
       <w:r>
         <w:rPr>
           <w:rFonts w:ascii="Courier New" w:eastAsia="Times New Roman" w:hAnsi="Courier New" w:cs="Courier New"/>
@@ -19089,25 +18162,7 @@
           <w:sz w:val="20"/>
           <w:szCs w:val="20"/>
         </w:rPr>
-        <w:t>(</w:t>
-      </w:r>
-      <w:proofErr w:type="gramEnd"/>
-      <w:r>
-        <w:rPr>
-          <w:rFonts w:ascii="Courier New" w:eastAsia="Times New Roman" w:hAnsi="Courier New" w:cs="Courier New"/>
-          <w:sz w:val="20"/>
-          <w:szCs w:val="20"/>
-        </w:rPr>
-        <w:t xml:space="preserve">destinations </w:t>
-      </w:r>
-      <w:proofErr w:type="gramStart"/>
-      <w:r>
-        <w:rPr>
-          <w:rFonts w:ascii="Courier New" w:eastAsia="Times New Roman" w:hAnsi="Courier New" w:cs="Courier New"/>
-          <w:sz w:val="20"/>
-          <w:szCs w:val="20"/>
-        </w:rPr>
-        <w:t>[]</w:t>
+        <w:t>(destinations []</w:t>
       </w:r>
       <w:proofErr w:type="spellStart"/>
       <w:r>
@@ -19119,7 +18174,6 @@
         <w:t>DestinationPlugin</w:t>
       </w:r>
       <w:proofErr w:type="spellEnd"/>
-      <w:proofErr w:type="gramEnd"/>
       <w:r>
         <w:rPr>
           <w:rFonts w:ascii="Courier New" w:eastAsia="Times New Roman" w:hAnsi="Courier New" w:cs="Courier New"/>
@@ -19247,7 +18301,6 @@
         <w:t xml:space="preserve">Calls </w:t>
       </w:r>
       <w:proofErr w:type="spellStart"/>
-      <w:proofErr w:type="gramStart"/>
       <w:r>
         <w:rPr>
           <w:rFonts w:ascii="Courier New" w:eastAsia="Times New Roman" w:hAnsi="Courier New" w:cs="Courier New"/>
@@ -19257,7 +18310,6 @@
         <w:t>dest.Write</w:t>
       </w:r>
       <w:proofErr w:type="spellEnd"/>
-      <w:proofErr w:type="gramEnd"/>
       <w:r>
         <w:rPr>
           <w:rFonts w:ascii="Courier New" w:eastAsia="Times New Roman" w:hAnsi="Courier New" w:cs="Courier New"/>
@@ -19359,7 +18411,7 @@
           <w:szCs w:val="24"/>
         </w:rPr>
         <w:pict w14:anchorId="4867D784">
-          <v:rect id="_x0000_i1084" style="width:0;height:1.5pt" o:hralign="center" o:hrstd="t" o:hr="t" fillcolor="#a0a0a0" stroked="f"/>
+          <v:rect id="_x0000_i1030" style="width:0;height:1.5pt" o:hralign="center" o:hrstd="t" o:hr="t" fillcolor="#a0a0a0" stroked="f"/>
         </w:pict>
       </w:r>
     </w:p>
@@ -19508,19 +18560,9 @@
           <w:sz w:val="20"/>
           <w:szCs w:val="20"/>
         </w:rPr>
-        <w:t>POST /</w:t>
-      </w:r>
-      <w:proofErr w:type="gramStart"/>
-      <w:r>
-        <w:rPr>
-          <w:rFonts w:ascii="Courier New" w:eastAsia="Times New Roman" w:hAnsi="Courier New" w:cs="Courier New"/>
-          <w:sz w:val="20"/>
-          <w:szCs w:val="20"/>
-        </w:rPr>
-        <w:t>inbound/{</w:t>
-      </w:r>
-      <w:proofErr w:type="spellStart"/>
-      <w:proofErr w:type="gramEnd"/>
+        <w:t>POST /inbound/{</w:t>
+      </w:r>
+      <w:proofErr w:type="spellStart"/>
       <w:r>
         <w:rPr>
           <w:rFonts w:ascii="Courier New" w:eastAsia="Times New Roman" w:hAnsi="Courier New" w:cs="Courier New"/>
@@ -19566,19 +18608,9 @@
           <w:sz w:val="20"/>
           <w:szCs w:val="20"/>
         </w:rPr>
-        <w:t>GET /</w:t>
-      </w:r>
-      <w:proofErr w:type="gramStart"/>
-      <w:r>
-        <w:rPr>
-          <w:rFonts w:ascii="Courier New" w:eastAsia="Times New Roman" w:hAnsi="Courier New" w:cs="Courier New"/>
-          <w:sz w:val="20"/>
-          <w:szCs w:val="20"/>
-        </w:rPr>
-        <w:t>query/{</w:t>
-      </w:r>
-      <w:proofErr w:type="spellStart"/>
-      <w:proofErr w:type="gramEnd"/>
+        <w:t>GET /query/{</w:t>
+      </w:r>
+      <w:proofErr w:type="spellStart"/>
       <w:r>
         <w:rPr>
           <w:rFonts w:ascii="Courier New" w:eastAsia="Times New Roman" w:hAnsi="Courier New" w:cs="Courier New"/>
@@ -19737,7 +18769,6 @@
         <w:t>internal/daemon/</w:t>
       </w:r>
       <w:proofErr w:type="spellStart"/>
-      <w:proofErr w:type="gramStart"/>
       <w:r>
         <w:rPr>
           <w:rFonts w:ascii="Courier New" w:eastAsia="Times New Roman" w:hAnsi="Courier New" w:cs="Courier New"/>
@@ -19747,7 +18778,6 @@
         <w:t>server.go</w:t>
       </w:r>
       <w:proofErr w:type="spellEnd"/>
-      <w:proofErr w:type="gramEnd"/>
       <w:r>
         <w:rPr>
           <w:rFonts w:ascii="Times New Roman" w:eastAsia="Times New Roman" w:hAnsi="Times New Roman" w:cs="Times New Roman"/>
@@ -19841,20 +18871,9 @@
           <w:sz w:val="20"/>
           <w:szCs w:val="20"/>
         </w:rPr>
-        <w:t xml:space="preserve"> </w:t>
-      </w:r>
-      <w:proofErr w:type="gramStart"/>
-      <w:r>
-        <w:rPr>
-          <w:rFonts w:ascii="inherit" w:eastAsia="Times New Roman" w:hAnsi="inherit" w:cs="Courier New"/>
-          <w:color w:val="C5C8C6"/>
-          <w:sz w:val="20"/>
-          <w:szCs w:val="20"/>
-        </w:rPr>
-        <w:t>Run(</w:t>
-      </w:r>
-      <w:proofErr w:type="spellStart"/>
-      <w:proofErr w:type="gramEnd"/>
+        <w:t xml:space="preserve"> Run(</w:t>
+      </w:r>
+      <w:proofErr w:type="spellStart"/>
       <w:r>
         <w:rPr>
           <w:rFonts w:ascii="inherit" w:eastAsia="Times New Roman" w:hAnsi="inherit" w:cs="Courier New"/>
@@ -19961,7 +18980,6 @@
         <w:t xml:space="preserve"> from </w:t>
       </w:r>
       <w:proofErr w:type="spellStart"/>
-      <w:proofErr w:type="gramStart"/>
       <w:r>
         <w:rPr>
           <w:rFonts w:ascii="Courier New" w:eastAsia="Times New Roman" w:hAnsi="Courier New" w:cs="Courier New"/>
@@ -19971,7 +18989,6 @@
         <w:t>daemon.toml</w:t>
       </w:r>
       <w:proofErr w:type="spellEnd"/>
-      <w:proofErr w:type="gramEnd"/>
       <w:r>
         <w:rPr>
           <w:rFonts w:ascii="Times New Roman" w:eastAsia="Times New Roman" w:hAnsi="Times New Roman" w:cs="Times New Roman"/>
@@ -20189,7 +19206,6 @@
         <w:t xml:space="preserve">Start HTTP server on </w:t>
       </w:r>
       <w:proofErr w:type="spellStart"/>
-      <w:proofErr w:type="gramStart"/>
       <w:r>
         <w:rPr>
           <w:rFonts w:ascii="Courier New" w:eastAsia="Times New Roman" w:hAnsi="Courier New" w:cs="Courier New"/>
@@ -20199,7 +19215,6 @@
         <w:t>BindAddress:Port</w:t>
       </w:r>
       <w:proofErr w:type="spellEnd"/>
-      <w:proofErr w:type="gramEnd"/>
       <w:r>
         <w:rPr>
           <w:rFonts w:ascii="Times New Roman" w:eastAsia="Times New Roman" w:hAnsi="Times New Roman" w:cs="Times New Roman"/>
@@ -20228,16 +19243,7 @@
           <w:sz w:val="20"/>
           <w:szCs w:val="20"/>
         </w:rPr>
-        <w:t>POST /</w:t>
-      </w:r>
-      <w:proofErr w:type="gramStart"/>
-      <w:r>
-        <w:rPr>
-          <w:rFonts w:ascii="Courier New" w:eastAsia="Times New Roman" w:hAnsi="Courier New" w:cs="Courier New"/>
-          <w:sz w:val="20"/>
-          <w:szCs w:val="20"/>
-        </w:rPr>
-        <w:t>inbound/{endpoint}</w:t>
+        <w:t>POST /inbound/{endpoint}</w:t>
       </w:r>
       <w:r>
         <w:rPr>
@@ -20247,7 +19253,6 @@
         </w:rPr>
         <w:t>:</w:t>
       </w:r>
-      <w:proofErr w:type="gramEnd"/>
     </w:p>
     <w:p>
       <w:pPr>
@@ -20387,7 +19392,6 @@
         <w:t xml:space="preserve">If </w:t>
       </w:r>
       <w:proofErr w:type="spellStart"/>
-      <w:proofErr w:type="gramStart"/>
       <w:r>
         <w:rPr>
           <w:rFonts w:ascii="Courier New" w:eastAsia="Times New Roman" w:hAnsi="Courier New" w:cs="Courier New"/>
@@ -20397,7 +19401,6 @@
         <w:t>auth.type</w:t>
       </w:r>
       <w:proofErr w:type="spellEnd"/>
-      <w:proofErr w:type="gramEnd"/>
       <w:r>
         <w:rPr>
           <w:rFonts w:ascii="Courier New" w:eastAsia="Times New Roman" w:hAnsi="Courier New" w:cs="Courier New"/>
@@ -20437,7 +19440,6 @@
         <w:t xml:space="preserve">If </w:t>
       </w:r>
       <w:proofErr w:type="spellStart"/>
-      <w:proofErr w:type="gramStart"/>
       <w:r>
         <w:rPr>
           <w:rFonts w:ascii="Courier New" w:eastAsia="Times New Roman" w:hAnsi="Courier New" w:cs="Courier New"/>
@@ -20447,7 +19449,6 @@
         <w:t>auth.type</w:t>
       </w:r>
       <w:proofErr w:type="spellEnd"/>
-      <w:proofErr w:type="gramEnd"/>
       <w:r>
         <w:rPr>
           <w:rFonts w:ascii="Courier New" w:eastAsia="Times New Roman" w:hAnsi="Courier New" w:cs="Courier New"/>
@@ -20584,7 +19585,6 @@
         </w:rPr>
         <w:t xml:space="preserve">Read request body as </w:t>
       </w:r>
-      <w:proofErr w:type="gramStart"/>
       <w:r>
         <w:rPr>
           <w:rFonts w:ascii="Courier New" w:eastAsia="Times New Roman" w:hAnsi="Courier New" w:cs="Courier New"/>
@@ -20593,7 +19593,6 @@
         </w:rPr>
         <w:t>[]byte</w:t>
       </w:r>
-      <w:proofErr w:type="gramEnd"/>
       <w:r>
         <w:rPr>
           <w:rFonts w:ascii="Times New Roman" w:eastAsia="Times New Roman" w:hAnsi="Times New Roman" w:cs="Times New Roman"/>
@@ -20867,34 +19866,14 @@
         </w:rPr>
         <w:t xml:space="preserve">Respond with JSON: </w:t>
       </w:r>
-      <w:proofErr w:type="gramStart"/>
-      <w:r>
-        <w:rPr>
-          <w:rFonts w:ascii="Courier New" w:eastAsia="Times New Roman" w:hAnsi="Courier New" w:cs="Courier New"/>
-          <w:sz w:val="20"/>
-          <w:szCs w:val="20"/>
-        </w:rPr>
-        <w:t>{ "</w:t>
-      </w:r>
-      <w:proofErr w:type="gramEnd"/>
-      <w:r>
-        <w:rPr>
-          <w:rFonts w:ascii="Courier New" w:eastAsia="Times New Roman" w:hAnsi="Courier New" w:cs="Courier New"/>
-          <w:sz w:val="20"/>
-          <w:szCs w:val="20"/>
-        </w:rPr>
-        <w:t>status": "ok</w:t>
-      </w:r>
-      <w:proofErr w:type="gramStart"/>
-      <w:r>
-        <w:rPr>
-          <w:rFonts w:ascii="Courier New" w:eastAsia="Times New Roman" w:hAnsi="Courier New" w:cs="Courier New"/>
-          <w:sz w:val="20"/>
-          <w:szCs w:val="20"/>
-        </w:rPr>
-        <w:t>" }</w:t>
-      </w:r>
-      <w:proofErr w:type="gramEnd"/>
+      <w:r>
+        <w:rPr>
+          <w:rFonts w:ascii="Courier New" w:eastAsia="Times New Roman" w:hAnsi="Courier New" w:cs="Courier New"/>
+          <w:sz w:val="20"/>
+          <w:szCs w:val="20"/>
+        </w:rPr>
+        <w:t>{ "status": "ok" }</w:t>
+      </w:r>
       <w:r>
         <w:rPr>
           <w:rFonts w:ascii="Times New Roman" w:eastAsia="Times New Roman" w:hAnsi="Times New Roman" w:cs="Times New Roman"/>
@@ -20923,16 +19902,7 @@
           <w:sz w:val="20"/>
           <w:szCs w:val="20"/>
         </w:rPr>
-        <w:t>GET /</w:t>
-      </w:r>
-      <w:proofErr w:type="gramStart"/>
-      <w:r>
-        <w:rPr>
-          <w:rFonts w:ascii="Courier New" w:eastAsia="Times New Roman" w:hAnsi="Courier New" w:cs="Courier New"/>
-          <w:sz w:val="20"/>
-          <w:szCs w:val="20"/>
-        </w:rPr>
-        <w:t>query/{</w:t>
+        <w:t>GET /query/{</w:t>
       </w:r>
       <w:proofErr w:type="spellStart"/>
       <w:r>
@@ -20960,7 +19930,6 @@
         </w:rPr>
         <w:t>:</w:t>
       </w:r>
-      <w:proofErr w:type="gramEnd"/>
     </w:p>
     <w:p>
       <w:pPr>
@@ -21061,7 +20030,6 @@
         </w:rPr>
         <w:t xml:space="preserve"> and </w:t>
       </w:r>
-      <w:proofErr w:type="gramStart"/>
       <w:r>
         <w:rPr>
           <w:rFonts w:ascii="Courier New" w:eastAsia="Times New Roman" w:hAnsi="Courier New" w:cs="Courier New"/>
@@ -21070,7 +20038,6 @@
         </w:rPr>
         <w:t>Limit</w:t>
       </w:r>
-      <w:proofErr w:type="gramEnd"/>
       <w:r>
         <w:rPr>
           <w:rFonts w:ascii="Times New Roman" w:eastAsia="Times New Roman" w:hAnsi="Times New Roman" w:cs="Times New Roman"/>
@@ -21457,25 +20424,7 @@
           <w:sz w:val="24"/>
           <w:szCs w:val="24"/>
         </w:rPr>
-        <w:t xml:space="preserve">For V1, </w:t>
-      </w:r>
-      <w:proofErr w:type="gramStart"/>
-      <w:r>
-        <w:rPr>
-          <w:rFonts w:ascii="Times New Roman" w:eastAsia="Times New Roman" w:hAnsi="Times New Roman" w:cs="Times New Roman"/>
-          <w:sz w:val="24"/>
-          <w:szCs w:val="24"/>
-        </w:rPr>
-        <w:t>can</w:t>
-      </w:r>
-      <w:proofErr w:type="gramEnd"/>
-      <w:r>
-        <w:rPr>
-          <w:rFonts w:ascii="Times New Roman" w:eastAsia="Times New Roman" w:hAnsi="Times New Roman" w:cs="Times New Roman"/>
-          <w:sz w:val="24"/>
-          <w:szCs w:val="24"/>
-        </w:rPr>
-        <w:t xml:space="preserve"> just return last N log lines from an in-memory buffer or simple rolling file.</w:t>
+        <w:t>For V1, can just return last N log lines from an in-memory buffer or simple rolling file.</w:t>
       </w:r>
     </w:p>
     <w:p>
@@ -21548,7 +20497,6 @@
         <w:t xml:space="preserve"> equal to </w:t>
       </w:r>
       <w:proofErr w:type="spellStart"/>
-      <w:proofErr w:type="gramStart"/>
       <w:r>
         <w:rPr>
           <w:rFonts w:ascii="Courier New" w:eastAsia="Times New Roman" w:hAnsi="Courier New" w:cs="Courier New"/>
@@ -21558,7 +20506,6 @@
         <w:t>daemon.Security.InternalAPIToken</w:t>
       </w:r>
       <w:proofErr w:type="spellEnd"/>
-      <w:proofErr w:type="gramEnd"/>
       <w:r>
         <w:rPr>
           <w:rFonts w:ascii="Times New Roman" w:eastAsia="Times New Roman" w:hAnsi="Times New Roman" w:cs="Times New Roman"/>
@@ -21626,7 +20573,6 @@
         <w:t>/</w:t>
       </w:r>
       <w:proofErr w:type="spellStart"/>
-      <w:proofErr w:type="gramStart"/>
       <w:r>
         <w:rPr>
           <w:rFonts w:ascii="Courier New" w:eastAsia="Times New Roman" w:hAnsi="Courier New" w:cs="Courier New"/>
@@ -21636,7 +20582,6 @@
         <w:t>main.go</w:t>
       </w:r>
       <w:proofErr w:type="spellEnd"/>
-      <w:proofErr w:type="gramEnd"/>
       <w:r>
         <w:rPr>
           <w:rFonts w:ascii="Times New Roman" w:eastAsia="Times New Roman" w:hAnsi="Times New Roman" w:cs="Times New Roman"/>
@@ -21706,7 +20651,6 @@
         <w:t xml:space="preserve">Call </w:t>
       </w:r>
       <w:proofErr w:type="spellStart"/>
-      <w:proofErr w:type="gramStart"/>
       <w:r>
         <w:rPr>
           <w:rFonts w:ascii="Courier New" w:eastAsia="Times New Roman" w:hAnsi="Courier New" w:cs="Courier New"/>
@@ -21716,7 +20660,6 @@
         <w:t>daemon.Run</w:t>
       </w:r>
       <w:proofErr w:type="spellEnd"/>
-      <w:proofErr w:type="gramEnd"/>
       <w:r>
         <w:rPr>
           <w:rFonts w:ascii="Courier New" w:eastAsia="Times New Roman" w:hAnsi="Courier New" w:cs="Courier New"/>
@@ -21796,7 +20739,7 @@
           <w:szCs w:val="24"/>
         </w:rPr>
         <w:pict w14:anchorId="52C3C555">
-          <v:rect id="_x0000_i1085" style="width:0;height:1.5pt" o:hralign="center" o:hrstd="t" o:hr="t" fillcolor="#a0a0a0" stroked="f"/>
+          <v:rect id="_x0000_i1031" style="width:0;height:1.5pt" o:hralign="center" o:hrstd="t" o:hr="t" fillcolor="#a0a0a0" stroked="f"/>
         </w:pict>
       </w:r>
     </w:p>
@@ -21897,25 +20840,7 @@
           <w:sz w:val="24"/>
           <w:szCs w:val="24"/>
         </w:rPr>
-        <w:t xml:space="preserve"> can </w:t>
-      </w:r>
-      <w:proofErr w:type="gramStart"/>
-      <w:r>
-        <w:rPr>
-          <w:rFonts w:ascii="Times New Roman" w:eastAsia="Times New Roman" w:hAnsi="Times New Roman" w:cs="Times New Roman"/>
-          <w:sz w:val="24"/>
-          <w:szCs w:val="24"/>
-        </w:rPr>
-        <w:t>actually persist</w:t>
-      </w:r>
-      <w:proofErr w:type="gramEnd"/>
-      <w:r>
-        <w:rPr>
-          <w:rFonts w:ascii="Times New Roman" w:eastAsia="Times New Roman" w:hAnsi="Times New Roman" w:cs="Times New Roman"/>
-          <w:sz w:val="24"/>
-          <w:szCs w:val="24"/>
-        </w:rPr>
-        <w:t xml:space="preserve"> data to a local SQLite database and to </w:t>
+        <w:t xml:space="preserve"> can actually persist data to a local SQLite database and to </w:t>
       </w:r>
       <w:proofErr w:type="spellStart"/>
       <w:r>
@@ -22097,7 +21022,6 @@
         <w:t>internal/destinations/</w:t>
       </w:r>
       <w:proofErr w:type="spellStart"/>
-      <w:proofErr w:type="gramStart"/>
       <w:r>
         <w:rPr>
           <w:rFonts w:ascii="Courier New" w:eastAsia="Times New Roman" w:hAnsi="Courier New" w:cs="Courier New"/>
@@ -22107,7 +21031,6 @@
         <w:t>sqlite.go</w:t>
       </w:r>
       <w:proofErr w:type="spellEnd"/>
-      <w:proofErr w:type="gramEnd"/>
       <w:r>
         <w:rPr>
           <w:rFonts w:ascii="Times New Roman" w:eastAsia="Times New Roman" w:hAnsi="Times New Roman" w:cs="Times New Roman"/>
@@ -22174,23 +21097,13 @@
           <w:szCs w:val="24"/>
         </w:rPr>
       </w:pPr>
-      <w:proofErr w:type="gramStart"/>
-      <w:r>
-        <w:rPr>
-          <w:rFonts w:ascii="Courier New" w:eastAsia="Times New Roman" w:hAnsi="Courier New" w:cs="Courier New"/>
-          <w:sz w:val="20"/>
-          <w:szCs w:val="20"/>
-        </w:rPr>
-        <w:t>Connect(</w:t>
-      </w:r>
-      <w:proofErr w:type="gramEnd"/>
-      <w:r>
-        <w:rPr>
-          <w:rFonts w:ascii="Courier New" w:eastAsia="Times New Roman" w:hAnsi="Courier New" w:cs="Courier New"/>
-          <w:sz w:val="20"/>
-          <w:szCs w:val="20"/>
-        </w:rPr>
-        <w:t>config map[string]string) error</w:t>
+      <w:r>
+        <w:rPr>
+          <w:rFonts w:ascii="Courier New" w:eastAsia="Times New Roman" w:hAnsi="Courier New" w:cs="Courier New"/>
+          <w:sz w:val="20"/>
+          <w:szCs w:val="20"/>
+        </w:rPr>
+        <w:t>Connect(config map[string]string) error</w:t>
       </w:r>
       <w:r>
         <w:rPr>
@@ -22365,7 +21278,6 @@
           <w:szCs w:val="24"/>
         </w:rPr>
       </w:pPr>
-      <w:proofErr w:type="gramStart"/>
       <w:r>
         <w:rPr>
           <w:rFonts w:ascii="Courier New" w:eastAsia="Times New Roman" w:hAnsi="Courier New" w:cs="Courier New"/>
@@ -22375,7 +21287,6 @@
         <w:t>Write(</w:t>
       </w:r>
       <w:proofErr w:type="spellStart"/>
-      <w:proofErr w:type="gramEnd"/>
       <w:r>
         <w:rPr>
           <w:rFonts w:ascii="Courier New" w:eastAsia="Times New Roman" w:hAnsi="Courier New" w:cs="Courier New"/>
@@ -22491,7 +21402,6 @@
           <w:szCs w:val="24"/>
         </w:rPr>
       </w:pPr>
-      <w:proofErr w:type="gramStart"/>
       <w:r>
         <w:rPr>
           <w:rFonts w:ascii="Courier New" w:eastAsia="Times New Roman" w:hAnsi="Courier New" w:cs="Courier New"/>
@@ -22501,7 +21411,6 @@
         <w:t>Read(</w:t>
       </w:r>
       <w:proofErr w:type="spellStart"/>
-      <w:proofErr w:type="gramEnd"/>
       <w:r>
         <w:rPr>
           <w:rFonts w:ascii="Courier New" w:eastAsia="Times New Roman" w:hAnsi="Courier New" w:cs="Courier New"/>
@@ -22535,16 +21444,7 @@
           <w:sz w:val="20"/>
           <w:szCs w:val="20"/>
         </w:rPr>
-        <w:t>) (</w:t>
-      </w:r>
-      <w:proofErr w:type="gramStart"/>
-      <w:r>
-        <w:rPr>
-          <w:rFonts w:ascii="Courier New" w:eastAsia="Times New Roman" w:hAnsi="Courier New" w:cs="Courier New"/>
-          <w:sz w:val="20"/>
-          <w:szCs w:val="20"/>
-        </w:rPr>
-        <w:t>[]</w:t>
+        <w:t>) ([]</w:t>
       </w:r>
       <w:proofErr w:type="spellStart"/>
       <w:r>
@@ -22556,7 +21456,6 @@
         <w:t>TranslatedPayload</w:t>
       </w:r>
       <w:proofErr w:type="spellEnd"/>
-      <w:proofErr w:type="gramEnd"/>
       <w:r>
         <w:rPr>
           <w:rFonts w:ascii="Courier New" w:eastAsia="Times New Roman" w:hAnsi="Courier New" w:cs="Courier New"/>
@@ -22596,7 +21495,6 @@
         <w:t xml:space="preserve">For V1: ignore </w:t>
       </w:r>
       <w:proofErr w:type="spellStart"/>
-      <w:proofErr w:type="gramStart"/>
       <w:r>
         <w:rPr>
           <w:rFonts w:ascii="Courier New" w:eastAsia="Times New Roman" w:hAnsi="Courier New" w:cs="Courier New"/>
@@ -22606,7 +21504,6 @@
         <w:t>q.Query</w:t>
       </w:r>
       <w:proofErr w:type="spellEnd"/>
-      <w:proofErr w:type="gramEnd"/>
       <w:r>
         <w:rPr>
           <w:rFonts w:ascii="Times New Roman" w:eastAsia="Times New Roman" w:hAnsi="Times New Roman" w:cs="Times New Roman"/>
@@ -22616,7 +21513,6 @@
         <w:t xml:space="preserve">, just return last </w:t>
       </w:r>
       <w:proofErr w:type="spellStart"/>
-      <w:proofErr w:type="gramStart"/>
       <w:r>
         <w:rPr>
           <w:rFonts w:ascii="Courier New" w:eastAsia="Times New Roman" w:hAnsi="Courier New" w:cs="Courier New"/>
@@ -22626,7 +21522,6 @@
         <w:t>q.Limit</w:t>
       </w:r>
       <w:proofErr w:type="spellEnd"/>
-      <w:proofErr w:type="gramEnd"/>
       <w:r>
         <w:rPr>
           <w:rFonts w:ascii="Times New Roman" w:eastAsia="Times New Roman" w:hAnsi="Times New Roman" w:cs="Times New Roman"/>
@@ -22764,7 +21659,6 @@
         <w:t>internal/destinations/</w:t>
       </w:r>
       <w:proofErr w:type="spellStart"/>
-      <w:proofErr w:type="gramStart"/>
       <w:r>
         <w:rPr>
           <w:rFonts w:ascii="Courier New" w:eastAsia="Times New Roman" w:hAnsi="Courier New" w:cs="Courier New"/>
@@ -22774,7 +21668,6 @@
         <w:t>openbrain.go</w:t>
       </w:r>
       <w:proofErr w:type="spellEnd"/>
-      <w:proofErr w:type="gramEnd"/>
       <w:r>
         <w:rPr>
           <w:rFonts w:ascii="Times New Roman" w:eastAsia="Times New Roman" w:hAnsi="Times New Roman" w:cs="Times New Roman"/>
@@ -22841,23 +21734,13 @@
           <w:szCs w:val="24"/>
         </w:rPr>
       </w:pPr>
-      <w:proofErr w:type="gramStart"/>
-      <w:r>
-        <w:rPr>
-          <w:rFonts w:ascii="Courier New" w:eastAsia="Times New Roman" w:hAnsi="Courier New" w:cs="Courier New"/>
-          <w:sz w:val="20"/>
-          <w:szCs w:val="20"/>
-        </w:rPr>
-        <w:t>Connect(</w:t>
-      </w:r>
-      <w:proofErr w:type="gramEnd"/>
-      <w:r>
-        <w:rPr>
-          <w:rFonts w:ascii="Courier New" w:eastAsia="Times New Roman" w:hAnsi="Courier New" w:cs="Courier New"/>
-          <w:sz w:val="20"/>
-          <w:szCs w:val="20"/>
-        </w:rPr>
-        <w:t>config map[string]string) error</w:t>
+      <w:r>
+        <w:rPr>
+          <w:rFonts w:ascii="Courier New" w:eastAsia="Times New Roman" w:hAnsi="Courier New" w:cs="Courier New"/>
+          <w:sz w:val="20"/>
+          <w:szCs w:val="20"/>
+        </w:rPr>
+        <w:t>Connect(config map[string]string) error</w:t>
       </w:r>
       <w:r>
         <w:rPr>
@@ -22903,7 +21786,6 @@
           <w:szCs w:val="24"/>
         </w:rPr>
       </w:pPr>
-      <w:proofErr w:type="gramStart"/>
       <w:r>
         <w:rPr>
           <w:rFonts w:ascii="Courier New" w:eastAsia="Times New Roman" w:hAnsi="Courier New" w:cs="Courier New"/>
@@ -22913,7 +21795,6 @@
         <w:t>Write(</w:t>
       </w:r>
       <w:proofErr w:type="spellStart"/>
-      <w:proofErr w:type="gramEnd"/>
       <w:r>
         <w:rPr>
           <w:rFonts w:ascii="Courier New" w:eastAsia="Times New Roman" w:hAnsi="Courier New" w:cs="Courier New"/>
@@ -23099,7 +21980,6 @@
           <w:szCs w:val="24"/>
         </w:rPr>
       </w:pPr>
-      <w:proofErr w:type="gramStart"/>
       <w:r>
         <w:rPr>
           <w:rFonts w:ascii="Courier New" w:eastAsia="Times New Roman" w:hAnsi="Courier New" w:cs="Courier New"/>
@@ -23109,7 +21989,6 @@
         <w:t>Read(</w:t>
       </w:r>
       <w:proofErr w:type="spellStart"/>
-      <w:proofErr w:type="gramEnd"/>
       <w:r>
         <w:rPr>
           <w:rFonts w:ascii="Courier New" w:eastAsia="Times New Roman" w:hAnsi="Courier New" w:cs="Courier New"/>
@@ -23216,7 +22095,6 @@
         <w:t xml:space="preserve">Wire into </w:t>
       </w:r>
       <w:proofErr w:type="spellStart"/>
-      <w:proofErr w:type="gramStart"/>
       <w:r>
         <w:rPr>
           <w:rFonts w:ascii="Courier New" w:eastAsia="Times New Roman" w:hAnsi="Courier New" w:cs="Courier New"/>
@@ -23226,7 +22104,6 @@
         <w:t>daemon.Run</w:t>
       </w:r>
       <w:proofErr w:type="spellEnd"/>
-      <w:proofErr w:type="gramEnd"/>
       <w:r>
         <w:rPr>
           <w:rFonts w:ascii="Times New Roman" w:eastAsia="Times New Roman" w:hAnsi="Times New Roman" w:cs="Times New Roman"/>
@@ -23504,7 +22381,7 @@
           <w:szCs w:val="24"/>
         </w:rPr>
         <w:pict w14:anchorId="3B763AAD">
-          <v:rect id="_x0000_i1086" style="width:0;height:1.5pt" o:hralign="center" o:hrstd="t" o:hr="t" fillcolor="#a0a0a0" stroked="f"/>
+          <v:rect id="_x0000_i1032" style="width:0;height:1.5pt" o:hralign="center" o:hrstd="t" o:hr="t" fillcolor="#a0a0a0" stroked="f"/>
         </w:pict>
       </w:r>
     </w:p>
@@ -23904,107 +22781,7 @@
           <w:sz w:val="20"/>
           <w:szCs w:val="20"/>
         </w:rPr>
-        <w:t xml:space="preserve"> </w:t>
-      </w:r>
-      <w:proofErr w:type="gramStart"/>
-      <w:r>
-        <w:rPr>
-          <w:rFonts w:ascii="inherit" w:eastAsia="Times New Roman" w:hAnsi="inherit" w:cs="Courier New"/>
-          <w:color w:val="C5C8C6"/>
-          <w:sz w:val="20"/>
-          <w:szCs w:val="20"/>
-        </w:rPr>
-        <w:t>[ QUEUE</w:t>
-      </w:r>
-      <w:proofErr w:type="gramEnd"/>
-      <w:r>
-        <w:rPr>
-          <w:rFonts w:ascii="inherit" w:eastAsia="Times New Roman" w:hAnsi="inherit" w:cs="Courier New"/>
-          <w:color w:val="C5C8C6"/>
-          <w:sz w:val="20"/>
-          <w:szCs w:val="20"/>
-        </w:rPr>
-        <w:t xml:space="preserve"> </w:t>
-      </w:r>
-      <w:proofErr w:type="gramStart"/>
-      <w:r>
-        <w:rPr>
-          <w:rFonts w:ascii="inherit" w:eastAsia="Times New Roman" w:hAnsi="inherit" w:cs="Courier New"/>
-          <w:color w:val="C5C8C6"/>
-          <w:sz w:val="20"/>
-          <w:szCs w:val="20"/>
-        </w:rPr>
-        <w:t>STATUS ]</w:t>
-      </w:r>
-      <w:proofErr w:type="gramEnd"/>
-      <w:r>
-        <w:rPr>
-          <w:rFonts w:ascii="inherit" w:eastAsia="Times New Roman" w:hAnsi="inherit" w:cs="Courier New"/>
-          <w:color w:val="C5C8C6"/>
-          <w:sz w:val="20"/>
-          <w:szCs w:val="20"/>
-        </w:rPr>
-        <w:t xml:space="preserve">  Waiting: </w:t>
-      </w:r>
-      <w:proofErr w:type="gramStart"/>
-      <w:r>
-        <w:rPr>
-          <w:rFonts w:ascii="inherit" w:eastAsia="Times New Roman" w:hAnsi="inherit" w:cs="Courier New"/>
-          <w:color w:val="C5C8C6"/>
-          <w:sz w:val="20"/>
-          <w:szCs w:val="20"/>
-        </w:rPr>
-        <w:t>2  |</w:t>
-      </w:r>
-      <w:proofErr w:type="gramEnd"/>
-      <w:r>
-        <w:rPr>
-          <w:rFonts w:ascii="inherit" w:eastAsia="Times New Roman" w:hAnsi="inherit" w:cs="Courier New"/>
-          <w:color w:val="C5C8C6"/>
-          <w:sz w:val="20"/>
-          <w:szCs w:val="20"/>
-        </w:rPr>
-        <w:t xml:space="preserve">  Processing: </w:t>
-      </w:r>
-      <w:proofErr w:type="gramStart"/>
-      <w:r>
-        <w:rPr>
-          <w:rFonts w:ascii="inherit" w:eastAsia="Times New Roman" w:hAnsi="inherit" w:cs="Courier New"/>
-          <w:color w:val="C5C8C6"/>
-          <w:sz w:val="20"/>
-          <w:szCs w:val="20"/>
-        </w:rPr>
-        <w:t>1  |</w:t>
-      </w:r>
-      <w:proofErr w:type="gramEnd"/>
-      <w:r>
-        <w:rPr>
-          <w:rFonts w:ascii="inherit" w:eastAsia="Times New Roman" w:hAnsi="inherit" w:cs="Courier New"/>
-          <w:color w:val="C5C8C6"/>
-          <w:sz w:val="20"/>
-          <w:szCs w:val="20"/>
-        </w:rPr>
-        <w:t xml:space="preserve">  Completed: </w:t>
-      </w:r>
-      <w:proofErr w:type="gramStart"/>
-      <w:r>
-        <w:rPr>
-          <w:rFonts w:ascii="inherit" w:eastAsia="Times New Roman" w:hAnsi="inherit" w:cs="Courier New"/>
-          <w:color w:val="C5C8C6"/>
-          <w:sz w:val="20"/>
-          <w:szCs w:val="20"/>
-        </w:rPr>
-        <w:t>145  |</w:t>
-      </w:r>
-      <w:proofErr w:type="gramEnd"/>
-      <w:r>
-        <w:rPr>
-          <w:rFonts w:ascii="inherit" w:eastAsia="Times New Roman" w:hAnsi="inherit" w:cs="Courier New"/>
-          <w:color w:val="C5C8C6"/>
-          <w:sz w:val="20"/>
-          <w:szCs w:val="20"/>
-        </w:rPr>
-        <w:t xml:space="preserve">  Errors: 3</w:t>
+        <w:t xml:space="preserve"> [ QUEUE STATUS ]  Waiting: 2  |  Processing: 1  |  Completed: 145  |  Errors: 3</w:t>
       </w:r>
     </w:p>
     <w:p>
@@ -24078,39 +22855,8 @@
           <w:sz w:val="20"/>
           <w:szCs w:val="20"/>
         </w:rPr>
-        <w:t xml:space="preserve"> </w:t>
-      </w:r>
-      <w:proofErr w:type="gramStart"/>
-      <w:r>
-        <w:rPr>
-          <w:rFonts w:ascii="inherit" w:eastAsia="Times New Roman" w:hAnsi="inherit" w:cs="Courier New"/>
-          <w:color w:val="C5C8C6"/>
-          <w:sz w:val="20"/>
-          <w:szCs w:val="20"/>
-        </w:rPr>
-        <w:t>[ LIVE</w:t>
-      </w:r>
-      <w:proofErr w:type="gramEnd"/>
-      <w:r>
-        <w:rPr>
-          <w:rFonts w:ascii="inherit" w:eastAsia="Times New Roman" w:hAnsi="inherit" w:cs="Courier New"/>
-          <w:color w:val="C5C8C6"/>
-          <w:sz w:val="20"/>
-          <w:szCs w:val="20"/>
-        </w:rPr>
-        <w:t xml:space="preserve"> </w:t>
-      </w:r>
-      <w:proofErr w:type="gramStart"/>
-      <w:r>
-        <w:rPr>
-          <w:rFonts w:ascii="inherit" w:eastAsia="Times New Roman" w:hAnsi="inherit" w:cs="Courier New"/>
-          <w:color w:val="C5C8C6"/>
-          <w:sz w:val="20"/>
-          <w:szCs w:val="20"/>
-        </w:rPr>
-        <w:t>TRAFFIC ]</w:t>
-      </w:r>
-      <w:proofErr w:type="gramEnd"/>
+        <w:t xml:space="preserve"> [ LIVE TRAFFIC ]</w:t>
+      </w:r>
     </w:p>
     <w:p>
       <w:pPr>
@@ -24185,27 +22931,7 @@
           <w:sz w:val="20"/>
           <w:szCs w:val="20"/>
         </w:rPr>
-        <w:t xml:space="preserve">    </w:t>
-      </w:r>
-      <w:proofErr w:type="gramStart"/>
-      <w:r>
-        <w:rPr>
-          <w:rFonts w:ascii="inherit" w:eastAsia="Times New Roman" w:hAnsi="inherit" w:cs="Courier New"/>
-          <w:color w:val="C5C8C6"/>
-          <w:sz w:val="20"/>
-          <w:szCs w:val="20"/>
-        </w:rPr>
-        <w:t xml:space="preserve">   (</w:t>
-      </w:r>
-      <w:proofErr w:type="gramEnd"/>
-      <w:r>
-        <w:rPr>
-          <w:rFonts w:ascii="inherit" w:eastAsia="Times New Roman" w:hAnsi="inherit" w:cs="Courier New"/>
-          <w:color w:val="C5C8C6"/>
-          <w:sz w:val="20"/>
-          <w:szCs w:val="20"/>
-        </w:rPr>
-        <w:t>24ms)</w:t>
+        <w:t xml:space="preserve">       (24ms)</w:t>
       </w:r>
     </w:p>
     <w:p>
@@ -24260,47 +22986,7 @@
           <w:sz w:val="20"/>
           <w:szCs w:val="20"/>
         </w:rPr>
-        <w:t xml:space="preserve"> [14:02:02] </w:t>
-      </w:r>
-      <w:proofErr w:type="gramStart"/>
-      <w:r>
-        <w:rPr>
-          <w:rFonts w:ascii="inherit" w:eastAsia="Times New Roman" w:hAnsi="inherit" w:cs="Courier New"/>
-          <w:color w:val="C5C8C6"/>
-          <w:sz w:val="20"/>
-          <w:szCs w:val="20"/>
-        </w:rPr>
-        <w:t>PERPLEXITY  -</w:t>
-      </w:r>
-      <w:proofErr w:type="gramEnd"/>
-      <w:r>
-        <w:rPr>
-          <w:rFonts w:ascii="inherit" w:eastAsia="Times New Roman" w:hAnsi="inherit" w:cs="Courier New"/>
-          <w:color w:val="C5C8C6"/>
-          <w:sz w:val="20"/>
-          <w:szCs w:val="20"/>
-        </w:rPr>
-        <w:t xml:space="preserve">&gt; </w:t>
-      </w:r>
-      <w:proofErr w:type="gramStart"/>
-      <w:r>
-        <w:rPr>
-          <w:rFonts w:ascii="inherit" w:eastAsia="Times New Roman" w:hAnsi="inherit" w:cs="Courier New"/>
-          <w:color w:val="C5C8C6"/>
-          <w:sz w:val="20"/>
-          <w:szCs w:val="20"/>
-        </w:rPr>
-        <w:t>TRANSLATED  -</w:t>
-      </w:r>
-      <w:proofErr w:type="gramEnd"/>
-      <w:r>
-        <w:rPr>
-          <w:rFonts w:ascii="inherit" w:eastAsia="Times New Roman" w:hAnsi="inherit" w:cs="Courier New"/>
-          <w:color w:val="C5C8C6"/>
-          <w:sz w:val="20"/>
-          <w:szCs w:val="20"/>
-        </w:rPr>
-        <w:t>&gt; Queue(</w:t>
+        <w:t xml:space="preserve"> [14:02:02] PERPLEXITY  -&gt; TRANSLATED  -&gt; Queue(</w:t>
       </w:r>
       <w:proofErr w:type="spellStart"/>
       <w:r>
@@ -24631,7 +23317,6 @@
         <w:t>/tui/</w:t>
       </w:r>
       <w:proofErr w:type="spellStart"/>
-      <w:proofErr w:type="gramStart"/>
       <w:r>
         <w:rPr>
           <w:rFonts w:ascii="Courier New" w:eastAsia="Times New Roman" w:hAnsi="Courier New" w:cs="Courier New"/>
@@ -24641,7 +23326,6 @@
         <w:t>model.go</w:t>
       </w:r>
       <w:proofErr w:type="spellEnd"/>
-      <w:proofErr w:type="gramEnd"/>
       <w:r>
         <w:rPr>
           <w:rFonts w:ascii="Times New Roman" w:eastAsia="Times New Roman" w:hAnsi="Times New Roman" w:cs="Times New Roman"/>
@@ -25336,17 +24020,7 @@
           <w:sz w:val="20"/>
           <w:szCs w:val="20"/>
         </w:rPr>
-        <w:t xml:space="preserve">    Enabled </w:t>
-      </w:r>
-      <w:proofErr w:type="gramStart"/>
-      <w:r>
-        <w:rPr>
-          <w:rFonts w:ascii="inherit" w:eastAsia="Times New Roman" w:hAnsi="inherit" w:cs="Courier New"/>
-          <w:color w:val="C5C8C6"/>
-          <w:sz w:val="20"/>
-          <w:szCs w:val="20"/>
-        </w:rPr>
-        <w:t xml:space="preserve">     </w:t>
+        <w:t xml:space="preserve">    Enabled      </w:t>
       </w:r>
       <w:r>
         <w:rPr>
@@ -25357,7 +24031,6 @@
         </w:rPr>
         <w:t>bool</w:t>
       </w:r>
-      <w:proofErr w:type="gramEnd"/>
     </w:p>
     <w:p>
       <w:pPr>
@@ -25416,7 +24089,6 @@
         </w:rPr>
         <w:t xml:space="preserve"> </w:t>
       </w:r>
-      <w:proofErr w:type="gramStart"/>
       <w:r>
         <w:rPr>
           <w:rFonts w:ascii="inherit" w:eastAsia="Times New Roman" w:hAnsi="inherit" w:cs="Courier New"/>
@@ -25426,7 +24098,6 @@
         </w:rPr>
         <w:t>string</w:t>
       </w:r>
-      <w:proofErr w:type="gramEnd"/>
     </w:p>
     <w:p>
       <w:pPr>
@@ -25813,7 +24484,6 @@
         </w:rPr>
         <w:t xml:space="preserve"> Model </w:t>
       </w:r>
-      <w:proofErr w:type="gramStart"/>
       <w:r>
         <w:rPr>
           <w:rFonts w:ascii="inherit" w:eastAsia="Times New Roman" w:hAnsi="inherit" w:cs="Courier New"/>
@@ -25834,7 +24504,6 @@
         </w:rPr>
         <w:t xml:space="preserve"> {</w:t>
       </w:r>
-      <w:proofErr w:type="gramEnd"/>
     </w:p>
     <w:p>
       <w:pPr>
@@ -25871,27 +24540,7 @@
           <w:sz w:val="20"/>
           <w:szCs w:val="20"/>
         </w:rPr>
-        <w:t xml:space="preserve">    Logs          </w:t>
-      </w:r>
-      <w:proofErr w:type="gramStart"/>
-      <w:r>
-        <w:rPr>
-          <w:rFonts w:ascii="inherit" w:eastAsia="Times New Roman" w:hAnsi="inherit" w:cs="Courier New"/>
-          <w:color w:val="C5C8C6"/>
-          <w:sz w:val="20"/>
-          <w:szCs w:val="20"/>
-        </w:rPr>
-        <w:t xml:space="preserve">   [</w:t>
-      </w:r>
-      <w:proofErr w:type="gramEnd"/>
-      <w:r>
-        <w:rPr>
-          <w:rFonts w:ascii="inherit" w:eastAsia="Times New Roman" w:hAnsi="inherit" w:cs="Courier New"/>
-          <w:color w:val="C5C8C6"/>
-          <w:sz w:val="20"/>
-          <w:szCs w:val="20"/>
-        </w:rPr>
-        <w:t>]</w:t>
+        <w:t xml:space="preserve">    Logs             []</w:t>
       </w:r>
       <w:proofErr w:type="spellStart"/>
       <w:r>
@@ -26010,7 +24659,6 @@
         <w:t xml:space="preserve">    </w:t>
       </w:r>
       <w:proofErr w:type="spellStart"/>
-      <w:proofErr w:type="gramStart"/>
       <w:r>
         <w:rPr>
           <w:rFonts w:ascii="inherit" w:eastAsia="Times New Roman" w:hAnsi="inherit" w:cs="Courier New"/>
@@ -26039,7 +24687,6 @@
         </w:rPr>
         <w:t>int</w:t>
       </w:r>
-      <w:proofErr w:type="gramEnd"/>
     </w:p>
     <w:p>
       <w:pPr>
@@ -26210,27 +24857,7 @@
           <w:sz w:val="20"/>
           <w:szCs w:val="20"/>
         </w:rPr>
-        <w:t xml:space="preserve">    Sources       </w:t>
-      </w:r>
-      <w:proofErr w:type="gramStart"/>
-      <w:r>
-        <w:rPr>
-          <w:rFonts w:ascii="inherit" w:eastAsia="Times New Roman" w:hAnsi="inherit" w:cs="Courier New"/>
-          <w:color w:val="C5C8C6"/>
-          <w:sz w:val="20"/>
-          <w:szCs w:val="20"/>
-        </w:rPr>
-        <w:t xml:space="preserve">   [</w:t>
-      </w:r>
-      <w:proofErr w:type="gramEnd"/>
-      <w:r>
-        <w:rPr>
-          <w:rFonts w:ascii="inherit" w:eastAsia="Times New Roman" w:hAnsi="inherit" w:cs="Courier New"/>
-          <w:color w:val="C5C8C6"/>
-          <w:sz w:val="20"/>
-          <w:szCs w:val="20"/>
-        </w:rPr>
-        <w:t>]</w:t>
+        <w:t xml:space="preserve">    Sources          []</w:t>
       </w:r>
       <w:proofErr w:type="spellStart"/>
       <w:r>
@@ -26279,27 +24906,7 @@
           <w:sz w:val="20"/>
           <w:szCs w:val="20"/>
         </w:rPr>
-        <w:t xml:space="preserve">    Destinations  </w:t>
-      </w:r>
-      <w:proofErr w:type="gramStart"/>
-      <w:r>
-        <w:rPr>
-          <w:rFonts w:ascii="inherit" w:eastAsia="Times New Roman" w:hAnsi="inherit" w:cs="Courier New"/>
-          <w:color w:val="C5C8C6"/>
-          <w:sz w:val="20"/>
-          <w:szCs w:val="20"/>
-        </w:rPr>
-        <w:t xml:space="preserve">   [</w:t>
-      </w:r>
-      <w:proofErr w:type="gramEnd"/>
-      <w:r>
-        <w:rPr>
-          <w:rFonts w:ascii="inherit" w:eastAsia="Times New Roman" w:hAnsi="inherit" w:cs="Courier New"/>
-          <w:color w:val="C5C8C6"/>
-          <w:sz w:val="20"/>
-          <w:szCs w:val="20"/>
-        </w:rPr>
-        <w:t>]</w:t>
+        <w:t xml:space="preserve">    Destinations     []</w:t>
       </w:r>
       <w:proofErr w:type="spellStart"/>
       <w:r>
@@ -26351,7 +24958,6 @@
         <w:t xml:space="preserve">    </w:t>
       </w:r>
       <w:proofErr w:type="spellStart"/>
-      <w:proofErr w:type="gramStart"/>
       <w:r>
         <w:rPr>
           <w:rFonts w:ascii="inherit" w:eastAsia="Times New Roman" w:hAnsi="inherit" w:cs="Courier New"/>
@@ -26380,7 +24986,6 @@
         </w:rPr>
         <w:t>bool</w:t>
       </w:r>
-      <w:proofErr w:type="gramEnd"/>
     </w:p>
     <w:p>
       <w:pPr>
@@ -26964,7 +25569,6 @@
         <w:t>Use daemon config (</w:t>
       </w:r>
       <w:proofErr w:type="spellStart"/>
-      <w:proofErr w:type="gramStart"/>
       <w:r>
         <w:rPr>
           <w:rFonts w:ascii="Courier New" w:eastAsia="Times New Roman" w:hAnsi="Courier New" w:cs="Courier New"/>
@@ -26974,7 +25578,6 @@
         <w:t>daemon.toml</w:t>
       </w:r>
       <w:proofErr w:type="spellEnd"/>
-      <w:proofErr w:type="gramEnd"/>
       <w:r>
         <w:rPr>
           <w:rFonts w:ascii="Times New Roman" w:eastAsia="Times New Roman" w:hAnsi="Times New Roman" w:cs="Times New Roman"/>
@@ -27107,25 +25710,7 @@
           <w:sz w:val="24"/>
           <w:szCs w:val="24"/>
         </w:rPr>
-        <w:t xml:space="preserve">Implement small helper functions </w:t>
-      </w:r>
-      <w:proofErr w:type="gramStart"/>
-      <w:r>
-        <w:rPr>
-          <w:rFonts w:ascii="Times New Roman" w:eastAsia="Times New Roman" w:hAnsi="Times New Roman" w:cs="Times New Roman"/>
-          <w:sz w:val="24"/>
-          <w:szCs w:val="24"/>
-        </w:rPr>
-        <w:t>to</w:t>
-      </w:r>
-      <w:proofErr w:type="gramEnd"/>
-      <w:r>
-        <w:rPr>
-          <w:rFonts w:ascii="Times New Roman" w:eastAsia="Times New Roman" w:hAnsi="Times New Roman" w:cs="Times New Roman"/>
-          <w:sz w:val="24"/>
-          <w:szCs w:val="24"/>
-        </w:rPr>
-        <w:t>:</w:t>
+        <w:t>Implement small helper functions to:</w:t>
       </w:r>
     </w:p>
     <w:p>
@@ -27142,7 +25727,6 @@
         </w:rPr>
       </w:pPr>
       <w:proofErr w:type="spellStart"/>
-      <w:proofErr w:type="gramStart"/>
       <w:r>
         <w:rPr>
           <w:rFonts w:ascii="Courier New" w:eastAsia="Times New Roman" w:hAnsi="Courier New" w:cs="Courier New"/>
@@ -27158,16 +25742,7 @@
           <w:sz w:val="20"/>
           <w:szCs w:val="20"/>
         </w:rPr>
-        <w:t>(</w:t>
-      </w:r>
-      <w:proofErr w:type="gramEnd"/>
-      <w:r>
-        <w:rPr>
-          <w:rFonts w:ascii="Courier New" w:eastAsia="Times New Roman" w:hAnsi="Courier New" w:cs="Courier New"/>
-          <w:sz w:val="20"/>
-          <w:szCs w:val="20"/>
-        </w:rPr>
-        <w:t>)</w:t>
+        <w:t>()</w:t>
       </w:r>
     </w:p>
     <w:p>
@@ -27184,7 +25759,6 @@
         </w:rPr>
       </w:pPr>
       <w:proofErr w:type="spellStart"/>
-      <w:proofErr w:type="gramStart"/>
       <w:r>
         <w:rPr>
           <w:rFonts w:ascii="Courier New" w:eastAsia="Times New Roman" w:hAnsi="Courier New" w:cs="Courier New"/>
@@ -27200,16 +25774,7 @@
           <w:sz w:val="20"/>
           <w:szCs w:val="20"/>
         </w:rPr>
-        <w:t>(</w:t>
-      </w:r>
-      <w:proofErr w:type="gramEnd"/>
-      <w:r>
-        <w:rPr>
-          <w:rFonts w:ascii="Courier New" w:eastAsia="Times New Roman" w:hAnsi="Courier New" w:cs="Courier New"/>
-          <w:sz w:val="20"/>
-          <w:szCs w:val="20"/>
-        </w:rPr>
-        <w:t>)</w:t>
+        <w:t>()</w:t>
       </w:r>
     </w:p>
     <w:p>
@@ -27292,7 +25857,6 @@
         <w:t>/</w:t>
       </w:r>
       <w:proofErr w:type="spellStart"/>
-      <w:proofErr w:type="gramStart"/>
       <w:r>
         <w:rPr>
           <w:rFonts w:ascii="Courier New" w:eastAsia="Times New Roman" w:hAnsi="Courier New" w:cs="Courier New"/>
@@ -27302,7 +25866,6 @@
         <w:t>main.go</w:t>
       </w:r>
       <w:proofErr w:type="spellEnd"/>
-      <w:proofErr w:type="gramEnd"/>
       <w:r>
         <w:rPr>
           <w:rFonts w:ascii="Times New Roman" w:eastAsia="Times New Roman" w:hAnsi="Times New Roman" w:cs="Times New Roman"/>
@@ -27470,7 +26033,7 @@
           <w:szCs w:val="24"/>
         </w:rPr>
         <w:pict w14:anchorId="41B5CECC">
-          <v:rect id="_x0000_i1087" style="width:0;height:1.5pt" o:hralign="center" o:hrstd="t" o:hr="t" fillcolor="#a0a0a0" stroked="f"/>
+          <v:rect id="_x0000_i1033" style="width:0;height:1.5pt" o:hralign="center" o:hrstd="t" o:hr="t" fillcolor="#a0a0a0" stroked="f"/>
         </w:pict>
       </w:r>
     </w:p>
@@ -27604,25 +26167,7 @@
           <w:sz w:val="20"/>
           <w:szCs w:val="20"/>
         </w:rPr>
-        <w:t>127.0.</w:t>
-      </w:r>
-      <w:proofErr w:type="gramStart"/>
-      <w:r>
-        <w:rPr>
-          <w:rFonts w:ascii="Courier New" w:eastAsia="Times New Roman" w:hAnsi="Courier New" w:cs="Courier New"/>
-          <w:sz w:val="20"/>
-          <w:szCs w:val="20"/>
-        </w:rPr>
-        <w:t>0.1</w:t>
-      </w:r>
-      <w:proofErr w:type="gramEnd"/>
-      <w:r>
-        <w:rPr>
-          <w:rFonts w:ascii="Courier New" w:eastAsia="Times New Roman" w:hAnsi="Courier New" w:cs="Courier New"/>
-          <w:sz w:val="20"/>
-          <w:szCs w:val="20"/>
-        </w:rPr>
-        <w:t>:8484</w:t>
+        <w:t>127.0.0.1:8484</w:t>
       </w:r>
       <w:r>
         <w:rPr>
@@ -27701,7 +26246,6 @@
         <w:t>/web/</w:t>
       </w:r>
       <w:proofErr w:type="spellStart"/>
-      <w:proofErr w:type="gramStart"/>
       <w:r>
         <w:rPr>
           <w:rFonts w:ascii="Courier New" w:eastAsia="Times New Roman" w:hAnsi="Courier New" w:cs="Courier New"/>
@@ -27711,7 +26255,6 @@
         <w:t>server.go</w:t>
       </w:r>
       <w:proofErr w:type="spellEnd"/>
-      <w:proofErr w:type="gramEnd"/>
       <w:r>
         <w:rPr>
           <w:rFonts w:ascii="Times New Roman" w:eastAsia="Times New Roman" w:hAnsi="Times New Roman" w:cs="Times New Roman"/>
@@ -27735,7 +26278,6 @@
         </w:rPr>
       </w:pPr>
       <w:proofErr w:type="spellStart"/>
-      <w:proofErr w:type="gramStart"/>
       <w:r>
         <w:rPr>
           <w:rFonts w:ascii="Courier New" w:eastAsia="Times New Roman" w:hAnsi="Courier New" w:cs="Courier New"/>
@@ -27754,7 +26296,6 @@
         <w:t>(</w:t>
       </w:r>
       <w:proofErr w:type="spellStart"/>
-      <w:proofErr w:type="gramEnd"/>
       <w:r>
         <w:rPr>
           <w:rFonts w:ascii="Courier New" w:eastAsia="Times New Roman" w:hAnsi="Courier New" w:cs="Courier New"/>
@@ -27808,25 +26349,7 @@
           <w:sz w:val="20"/>
           <w:szCs w:val="20"/>
         </w:rPr>
-        <w:t>127.0.</w:t>
-      </w:r>
-      <w:proofErr w:type="gramStart"/>
-      <w:r>
-        <w:rPr>
-          <w:rFonts w:ascii="Courier New" w:eastAsia="Times New Roman" w:hAnsi="Courier New" w:cs="Courier New"/>
-          <w:sz w:val="20"/>
-          <w:szCs w:val="20"/>
-        </w:rPr>
-        <w:t>0.1</w:t>
-      </w:r>
-      <w:proofErr w:type="gramEnd"/>
-      <w:r>
-        <w:rPr>
-          <w:rFonts w:ascii="Courier New" w:eastAsia="Times New Roman" w:hAnsi="Courier New" w:cs="Courier New"/>
-          <w:sz w:val="20"/>
-          <w:szCs w:val="20"/>
-        </w:rPr>
-        <w:t>:8484</w:t>
+        <w:t>127.0.0.1:8484</w:t>
       </w:r>
       <w:r>
         <w:rPr>
@@ -27910,25 +26433,7 @@
           <w:sz w:val="24"/>
           <w:szCs w:val="24"/>
         </w:rPr>
-        <w:t xml:space="preserve">Static JS in the </w:t>
-      </w:r>
-      <w:proofErr w:type="gramStart"/>
-      <w:r>
-        <w:rPr>
-          <w:rFonts w:ascii="Times New Roman" w:eastAsia="Times New Roman" w:hAnsi="Times New Roman" w:cs="Times New Roman"/>
-          <w:sz w:val="24"/>
-          <w:szCs w:val="24"/>
-        </w:rPr>
-        <w:t>frontend</w:t>
-      </w:r>
-      <w:proofErr w:type="gramEnd"/>
-      <w:r>
-        <w:rPr>
-          <w:rFonts w:ascii="Times New Roman" w:eastAsia="Times New Roman" w:hAnsi="Times New Roman" w:cs="Times New Roman"/>
-          <w:sz w:val="24"/>
-          <w:szCs w:val="24"/>
-        </w:rPr>
-        <w:t xml:space="preserve"> will call:</w:t>
+        <w:t>Static JS in the frontend will call:</w:t>
       </w:r>
     </w:p>
     <w:p>
@@ -28032,7 +26537,6 @@
         <w:t xml:space="preserve"> header (read from </w:t>
       </w:r>
       <w:proofErr w:type="spellStart"/>
-      <w:proofErr w:type="gramStart"/>
       <w:r>
         <w:rPr>
           <w:rFonts w:ascii="Courier New" w:eastAsia="Times New Roman" w:hAnsi="Courier New" w:cs="Courier New"/>
@@ -28042,7 +26546,6 @@
         <w:t>daemon.toml</w:t>
       </w:r>
       <w:proofErr w:type="spellEnd"/>
-      <w:proofErr w:type="gramEnd"/>
       <w:r>
         <w:rPr>
           <w:rFonts w:ascii="Times New Roman" w:eastAsia="Times New Roman" w:hAnsi="Times New Roman" w:cs="Times New Roman"/>
@@ -28368,7 +26871,6 @@
         <w:t>/</w:t>
       </w:r>
       <w:proofErr w:type="spellStart"/>
-      <w:proofErr w:type="gramStart"/>
       <w:r>
         <w:rPr>
           <w:rFonts w:ascii="Courier New" w:eastAsia="Times New Roman" w:hAnsi="Courier New" w:cs="Courier New"/>
@@ -28378,7 +26880,6 @@
         <w:t>main.go</w:t>
       </w:r>
       <w:proofErr w:type="spellEnd"/>
-      <w:proofErr w:type="gramEnd"/>
       <w:r>
         <w:rPr>
           <w:rFonts w:ascii="Times New Roman" w:eastAsia="Times New Roman" w:hAnsi="Times New Roman" w:cs="Times New Roman"/>
@@ -28448,7 +26949,6 @@
         <w:t xml:space="preserve">Call </w:t>
       </w:r>
       <w:proofErr w:type="spellStart"/>
-      <w:proofErr w:type="gramStart"/>
       <w:r>
         <w:rPr>
           <w:rFonts w:ascii="Courier New" w:eastAsia="Times New Roman" w:hAnsi="Courier New" w:cs="Courier New"/>
@@ -28458,7 +26958,6 @@
         <w:t>web.RunWeb</w:t>
       </w:r>
       <w:proofErr w:type="spellEnd"/>
-      <w:proofErr w:type="gramEnd"/>
       <w:r>
         <w:rPr>
           <w:rFonts w:ascii="Courier New" w:eastAsia="Times New Roman" w:hAnsi="Courier New" w:cs="Courier New"/>
@@ -28580,14 +27079,18 @@
           <w:szCs w:val="24"/>
         </w:rPr>
         <w:pict w14:anchorId="76CB3AAD">
-          <v:rect id="_x0000_i1088" style="width:0;height:1.5pt" o:hralign="center" o:hrstd="t" o:hr="t" fillcolor="#a0a0a0" stroked="f"/>
+          <v:rect id="_x0000_i1034" style="width:0;height:1.5pt" o:hralign="center" o:hrstd="t" o:hr="t" fillcolor="#a0a0a0" stroked="f"/>
         </w:pict>
       </w:r>
     </w:p>
     <w:p/>
     <w:sectPr>
-      <w:headerReference w:type="default" r:id="rId7"/>
-      <w:footerReference w:type="default" r:id="rId8"/>
+      <w:headerReference w:type="even" r:id="rId7"/>
+      <w:headerReference w:type="default" r:id="rId8"/>
+      <w:footerReference w:type="even" r:id="rId9"/>
+      <w:footerReference w:type="default" r:id="rId10"/>
+      <w:headerReference w:type="first" r:id="rId11"/>
+      <w:footerReference w:type="first" r:id="rId12"/>
       <w:pgSz w:w="12240" w:h="15840"/>
       <w:pgMar w:top="1440" w:right="1440" w:bottom="1440" w:left="1440" w:header="708" w:footer="708" w:gutter="0"/>
       <w:cols w:space="720"/>
@@ -28620,46 +27123,28 @@
 <w:ftr xmlns:wpc="http://schemas.microsoft.com/office/word/2010/wordprocessingCanvas" xmlns:cx="http://schemas.microsoft.com/office/drawing/2014/chartex" xmlns:cx1="http://schemas.microsoft.com/office/drawing/2015/9/8/chartex" xmlns:cx2="http://schemas.microsoft.com/office/drawing/2015/10/21/chartex" xmlns:cx3="http://schemas.microsoft.com/office/drawing/2016/5/9/chartex" xmlns:cx4="http://schemas.microsoft.com/office/drawing/2016/5/10/chartex" xmlns:cx5="http://schemas.microsoft.com/office/drawing/2016/5/11/chartex" xmlns:cx6="http://schemas.microsoft.com/office/drawing/2016/5/12/chartex" xmlns:cx7="http://schemas.microsoft.com/office/drawing/2016/5/13/chartex" xmlns:cx8="http://schemas.microsoft.com/office/drawing/2016/5/14/chartex" xmlns:mc="http://schemas.openxmlformats.org/markup-compatibility/2006" xmlns:aink="http://schemas.microsoft.com/office/drawing/2016/ink" xmlns:am3d="http://schemas.microsoft.com/office/drawing/2017/model3d" xmlns:o="urn:schemas-microsoft-com:office:office" xmlns:oel="http://schemas.microsoft.com/office/2019/extlst" xmlns:r="http://schemas.openxmlformats.org/officeDocument/2006/relationships" xmlns:m="http://schemas.openxmlformats.org/officeDocument/2006/math" xmlns:v="urn:schemas-microsoft-com:vml" xmlns:wp14="http://schemas.microsoft.com/office/word/2010/wordprocessingDrawing" xmlns:wp="http://schemas.openxmlformats.org/drawingml/2006/wordprocessingDrawing" xmlns:w10="urn:schemas-microsoft-com:office:word" xmlns:w="http://schemas.openxmlformats.org/wordprocessingml/2006/main" xmlns:w14="http://schemas.microsoft.com/office/word/2010/wordml" xmlns:w15="http://schemas.microsoft.com/office/word/2012/wordml" xmlns:w16cex="http://schemas.microsoft.com/office/word/2018/wordml/cex" xmlns:w16cid="http://schemas.microsoft.com/office/word/2016/wordml/cid" xmlns:w16="http://schemas.microsoft.com/office/word/2018/wordml" xmlns:w16du="http://schemas.microsoft.com/office/word/2023/wordml/word16du" xmlns:w16sdtdh="http://schemas.microsoft.com/office/word/2020/wordml/sdtdatahash" xmlns:w16sdtfl="http://schemas.microsoft.com/office/word/2024/wordml/sdtformatlock" xmlns:w16se="http://schemas.microsoft.com/office/word/2015/wordml/symex" xmlns:wpg="http://schemas.microsoft.com/office/word/2010/wordprocessingGroup" xmlns:wpi="http://schemas.microsoft.com/office/word/2010/wordprocessingInk" xmlns:wne="http://schemas.microsoft.com/office/word/2006/wordml" xmlns:wps="http://schemas.microsoft.com/office/word/2010/wordprocessingShape" mc:Ignorable="w14 w15 w16se w16cid w16 w16cex w16sdtdh w16sdtfl w16du wp14">
   <w:p>
     <w:pPr>
+      <w:pStyle w:val="Footer"/>
+    </w:pPr>
+  </w:p>
+</w:ftr>
+</file>
+
+<file path=word/footer2.xml><?xml version="1.0" encoding="utf-8"?>
+<w:ftr xmlns:wpc="http://schemas.microsoft.com/office/word/2010/wordprocessingCanvas" xmlns:cx="http://schemas.microsoft.com/office/drawing/2014/chartex" xmlns:cx1="http://schemas.microsoft.com/office/drawing/2015/9/8/chartex" xmlns:cx2="http://schemas.microsoft.com/office/drawing/2015/10/21/chartex" xmlns:cx3="http://schemas.microsoft.com/office/drawing/2016/5/9/chartex" xmlns:cx4="http://schemas.microsoft.com/office/drawing/2016/5/10/chartex" xmlns:cx5="http://schemas.microsoft.com/office/drawing/2016/5/11/chartex" xmlns:cx6="http://schemas.microsoft.com/office/drawing/2016/5/12/chartex" xmlns:cx7="http://schemas.microsoft.com/office/drawing/2016/5/13/chartex" xmlns:cx8="http://schemas.microsoft.com/office/drawing/2016/5/14/chartex" xmlns:mc="http://schemas.openxmlformats.org/markup-compatibility/2006" xmlns:aink="http://schemas.microsoft.com/office/drawing/2016/ink" xmlns:am3d="http://schemas.microsoft.com/office/drawing/2017/model3d" xmlns:o="urn:schemas-microsoft-com:office:office" xmlns:oel="http://schemas.microsoft.com/office/2019/extlst" xmlns:r="http://schemas.openxmlformats.org/officeDocument/2006/relationships" xmlns:m="http://schemas.openxmlformats.org/officeDocument/2006/math" xmlns:v="urn:schemas-microsoft-com:vml" xmlns:wp14="http://schemas.microsoft.com/office/word/2010/wordprocessingDrawing" xmlns:wp="http://schemas.openxmlformats.org/drawingml/2006/wordprocessingDrawing" xmlns:w10="urn:schemas-microsoft-com:office:word" xmlns:w="http://schemas.openxmlformats.org/wordprocessingml/2006/main" xmlns:w14="http://schemas.microsoft.com/office/word/2010/wordml" xmlns:w15="http://schemas.microsoft.com/office/word/2012/wordml" xmlns:w16cex="http://schemas.microsoft.com/office/word/2018/wordml/cex" xmlns:w16cid="http://schemas.microsoft.com/office/word/2016/wordml/cid" xmlns:w16="http://schemas.microsoft.com/office/word/2018/wordml" xmlns:w16du="http://schemas.microsoft.com/office/word/2023/wordml/word16du" xmlns:w16sdtdh="http://schemas.microsoft.com/office/word/2020/wordml/sdtdatahash" xmlns:w16sdtfl="http://schemas.microsoft.com/office/word/2024/wordml/sdtformatlock" xmlns:w16se="http://schemas.microsoft.com/office/word/2015/wordml/symex" xmlns:wpg="http://schemas.microsoft.com/office/word/2010/wordprocessingGroup" xmlns:wpi="http://schemas.microsoft.com/office/word/2010/wordprocessingInk" xmlns:wne="http://schemas.microsoft.com/office/word/2006/wordml" xmlns:wps="http://schemas.microsoft.com/office/word/2010/wordprocessingShape" mc:Ignorable="w14 w15 w16se w16cid w16 w16cex w16sdtdh w16sdtfl w16du wp14">
+  <w:p>
+    <w:pPr>
       <w:pBdr>
         <w:top w:val="single" w:sz="4" w:space="1" w:color="CCCCCC"/>
       </w:pBdr>
       <w:jc w:val="center"/>
     </w:pPr>
-    <w:proofErr w:type="gramStart"/>
     <w:r>
       <w:rPr>
         <w:color w:val="999999"/>
         <w:sz w:val="16"/>
         <w:szCs w:val="16"/>
       </w:rPr>
-      <w:t>CONFIDENTIAL  |</w:t>
-    </w:r>
-    <w:proofErr w:type="gramEnd"/>
-    <w:r>
-      <w:rPr>
-        <w:color w:val="999999"/>
-        <w:sz w:val="16"/>
-        <w:szCs w:val="16"/>
-      </w:rPr>
-      <w:t xml:space="preserve">  Shawn </w:t>
-    </w:r>
-    <w:proofErr w:type="gramStart"/>
-    <w:r>
-      <w:rPr>
-        <w:color w:val="999999"/>
-        <w:sz w:val="16"/>
-        <w:szCs w:val="16"/>
-      </w:rPr>
-      <w:t>Sammartano  |</w:t>
-    </w:r>
-    <w:proofErr w:type="gramEnd"/>
-    <w:r>
-      <w:rPr>
-        <w:color w:val="999999"/>
-        <w:sz w:val="16"/>
-        <w:szCs w:val="16"/>
-      </w:rPr>
-      <w:t xml:space="preserve">  </w:t>
+      <w:t xml:space="preserve">CONFIDENTIAL  |  Shawn Sammartano  |  </w:t>
     </w:r>
     <w:proofErr w:type="spellStart"/>
     <w:r>
@@ -28683,6 +27168,16 @@
 </w:ftr>
 </file>
 
+<file path=word/footer3.xml><?xml version="1.0" encoding="utf-8"?>
+<w:ftr xmlns:wpc="http://schemas.microsoft.com/office/word/2010/wordprocessingCanvas" xmlns:cx="http://schemas.microsoft.com/office/drawing/2014/chartex" xmlns:cx1="http://schemas.microsoft.com/office/drawing/2015/9/8/chartex" xmlns:cx2="http://schemas.microsoft.com/office/drawing/2015/10/21/chartex" xmlns:cx3="http://schemas.microsoft.com/office/drawing/2016/5/9/chartex" xmlns:cx4="http://schemas.microsoft.com/office/drawing/2016/5/10/chartex" xmlns:cx5="http://schemas.microsoft.com/office/drawing/2016/5/11/chartex" xmlns:cx6="http://schemas.microsoft.com/office/drawing/2016/5/12/chartex" xmlns:cx7="http://schemas.microsoft.com/office/drawing/2016/5/13/chartex" xmlns:cx8="http://schemas.microsoft.com/office/drawing/2016/5/14/chartex" xmlns:mc="http://schemas.openxmlformats.org/markup-compatibility/2006" xmlns:aink="http://schemas.microsoft.com/office/drawing/2016/ink" xmlns:am3d="http://schemas.microsoft.com/office/drawing/2017/model3d" xmlns:o="urn:schemas-microsoft-com:office:office" xmlns:oel="http://schemas.microsoft.com/office/2019/extlst" xmlns:r="http://schemas.openxmlformats.org/officeDocument/2006/relationships" xmlns:m="http://schemas.openxmlformats.org/officeDocument/2006/math" xmlns:v="urn:schemas-microsoft-com:vml" xmlns:wp14="http://schemas.microsoft.com/office/word/2010/wordprocessingDrawing" xmlns:wp="http://schemas.openxmlformats.org/drawingml/2006/wordprocessingDrawing" xmlns:w10="urn:schemas-microsoft-com:office:word" xmlns:w="http://schemas.openxmlformats.org/wordprocessingml/2006/main" xmlns:w14="http://schemas.microsoft.com/office/word/2010/wordml" xmlns:w15="http://schemas.microsoft.com/office/word/2012/wordml" xmlns:w16cex="http://schemas.microsoft.com/office/word/2018/wordml/cex" xmlns:w16cid="http://schemas.microsoft.com/office/word/2016/wordml/cid" xmlns:w16="http://schemas.microsoft.com/office/word/2018/wordml" xmlns:w16du="http://schemas.microsoft.com/office/word/2023/wordml/word16du" xmlns:w16sdtdh="http://schemas.microsoft.com/office/word/2020/wordml/sdtdatahash" xmlns:w16sdtfl="http://schemas.microsoft.com/office/word/2024/wordml/sdtformatlock" xmlns:w16se="http://schemas.microsoft.com/office/word/2015/wordml/symex" xmlns:wpg="http://schemas.microsoft.com/office/word/2010/wordprocessingGroup" xmlns:wpi="http://schemas.microsoft.com/office/word/2010/wordprocessingInk" xmlns:wne="http://schemas.microsoft.com/office/word/2006/wordml" xmlns:wps="http://schemas.microsoft.com/office/word/2010/wordprocessingShape" mc:Ignorable="w14 w15 w16se w16cid w16 w16cex w16sdtdh w16sdtfl w16du wp14">
+  <w:p>
+    <w:pPr>
+      <w:pStyle w:val="Footer"/>
+    </w:pPr>
+  </w:p>
+</w:ftr>
+</file>
+
 <file path=word/footnotes.xml><?xml version="1.0" encoding="utf-8"?>
 <w:footnotes xmlns:wpc="http://schemas.microsoft.com/office/word/2010/wordprocessingCanvas" xmlns:cx="http://schemas.microsoft.com/office/drawing/2014/chartex" xmlns:cx1="http://schemas.microsoft.com/office/drawing/2015/9/8/chartex" xmlns:cx2="http://schemas.microsoft.com/office/drawing/2015/10/21/chartex" xmlns:cx3="http://schemas.microsoft.com/office/drawing/2016/5/9/chartex" xmlns:cx4="http://schemas.microsoft.com/office/drawing/2016/5/10/chartex" xmlns:cx5="http://schemas.microsoft.com/office/drawing/2016/5/11/chartex" xmlns:cx6="http://schemas.microsoft.com/office/drawing/2016/5/12/chartex" xmlns:cx7="http://schemas.microsoft.com/office/drawing/2016/5/13/chartex" xmlns:cx8="http://schemas.microsoft.com/office/drawing/2016/5/14/chartex" xmlns:mc="http://schemas.openxmlformats.org/markup-compatibility/2006" xmlns:aink="http://schemas.microsoft.com/office/drawing/2016/ink" xmlns:am3d="http://schemas.microsoft.com/office/drawing/2017/model3d" xmlns:o="urn:schemas-microsoft-com:office:office" xmlns:oel="http://schemas.microsoft.com/office/2019/extlst" xmlns:r="http://schemas.openxmlformats.org/officeDocument/2006/relationships" xmlns:m="http://schemas.openxmlformats.org/officeDocument/2006/math" xmlns:v="urn:schemas-microsoft-com:vml" xmlns:wp14="http://schemas.microsoft.com/office/word/2010/wordprocessingDrawing" xmlns:wp="http://schemas.openxmlformats.org/drawingml/2006/wordprocessingDrawing" xmlns:w10="urn:schemas-microsoft-com:office:word" xmlns:w="http://schemas.openxmlformats.org/wordprocessingml/2006/main" xmlns:w14="http://schemas.microsoft.com/office/word/2010/wordml" xmlns:w15="http://schemas.microsoft.com/office/word/2012/wordml" xmlns:w16cex="http://schemas.microsoft.com/office/word/2018/wordml/cex" xmlns:w16cid="http://schemas.microsoft.com/office/word/2016/wordml/cid" xmlns:w16="http://schemas.microsoft.com/office/word/2018/wordml" xmlns:w16du="http://schemas.microsoft.com/office/word/2023/wordml/word16du" xmlns:w16sdtdh="http://schemas.microsoft.com/office/word/2020/wordml/sdtdatahash" xmlns:w16sdtfl="http://schemas.microsoft.com/office/word/2024/wordml/sdtformatlock" xmlns:w16se="http://schemas.microsoft.com/office/word/2015/wordml/symex" xmlns:wpg="http://schemas.microsoft.com/office/word/2010/wordprocessingGroup" xmlns:wpi="http://schemas.microsoft.com/office/word/2010/wordprocessingInk" xmlns:wne="http://schemas.microsoft.com/office/word/2006/wordml" xmlns:wps="http://schemas.microsoft.com/office/word/2010/wordprocessingShape" mc:Ignorable="w14 w15 w16se w16cid w16 w16cex w16sdtdh w16sdtfl w16du wp14">
   <w:footnote w:type="separator" w:id="-1">
@@ -28706,11 +27201,20 @@
 <w:hdr xmlns:wpc="http://schemas.microsoft.com/office/word/2010/wordprocessingCanvas" xmlns:cx="http://schemas.microsoft.com/office/drawing/2014/chartex" xmlns:cx1="http://schemas.microsoft.com/office/drawing/2015/9/8/chartex" xmlns:cx2="http://schemas.microsoft.com/office/drawing/2015/10/21/chartex" xmlns:cx3="http://schemas.microsoft.com/office/drawing/2016/5/9/chartex" xmlns:cx4="http://schemas.microsoft.com/office/drawing/2016/5/10/chartex" xmlns:cx5="http://schemas.microsoft.com/office/drawing/2016/5/11/chartex" xmlns:cx6="http://schemas.microsoft.com/office/drawing/2016/5/12/chartex" xmlns:cx7="http://schemas.microsoft.com/office/drawing/2016/5/13/chartex" xmlns:cx8="http://schemas.microsoft.com/office/drawing/2016/5/14/chartex" xmlns:mc="http://schemas.openxmlformats.org/markup-compatibility/2006" xmlns:aink="http://schemas.microsoft.com/office/drawing/2016/ink" xmlns:am3d="http://schemas.microsoft.com/office/drawing/2017/model3d" xmlns:o="urn:schemas-microsoft-com:office:office" xmlns:oel="http://schemas.microsoft.com/office/2019/extlst" xmlns:r="http://schemas.openxmlformats.org/officeDocument/2006/relationships" xmlns:m="http://schemas.openxmlformats.org/officeDocument/2006/math" xmlns:v="urn:schemas-microsoft-com:vml" xmlns:wp14="http://schemas.microsoft.com/office/word/2010/wordprocessingDrawing" xmlns:wp="http://schemas.openxmlformats.org/drawingml/2006/wordprocessingDrawing" xmlns:w10="urn:schemas-microsoft-com:office:word" xmlns:w="http://schemas.openxmlformats.org/wordprocessingml/2006/main" xmlns:w14="http://schemas.microsoft.com/office/word/2010/wordml" xmlns:w15="http://schemas.microsoft.com/office/word/2012/wordml" xmlns:w16cex="http://schemas.microsoft.com/office/word/2018/wordml/cex" xmlns:w16cid="http://schemas.microsoft.com/office/word/2016/wordml/cid" xmlns:w16="http://schemas.microsoft.com/office/word/2018/wordml" xmlns:w16du="http://schemas.microsoft.com/office/word/2023/wordml/word16du" xmlns:w16sdtdh="http://schemas.microsoft.com/office/word/2020/wordml/sdtdatahash" xmlns:w16sdtfl="http://schemas.microsoft.com/office/word/2024/wordml/sdtformatlock" xmlns:w16se="http://schemas.microsoft.com/office/word/2015/wordml/symex" xmlns:wpg="http://schemas.microsoft.com/office/word/2010/wordprocessingGroup" xmlns:wpi="http://schemas.microsoft.com/office/word/2010/wordprocessingInk" xmlns:wne="http://schemas.microsoft.com/office/word/2006/wordml" xmlns:wps="http://schemas.microsoft.com/office/word/2010/wordprocessingShape" mc:Ignorable="w14 w15 w16se w16cid w16 w16cex w16sdtdh w16sdtfl w16du wp14">
   <w:p>
     <w:pPr>
+      <w:pStyle w:val="Header"/>
+    </w:pPr>
+  </w:p>
+</w:hdr>
+</file>
+
+<file path=word/header2.xml><?xml version="1.0" encoding="utf-8"?>
+<w:hdr xmlns:wpc="http://schemas.microsoft.com/office/word/2010/wordprocessingCanvas" xmlns:cx="http://schemas.microsoft.com/office/drawing/2014/chartex" xmlns:cx1="http://schemas.microsoft.com/office/drawing/2015/9/8/chartex" xmlns:cx2="http://schemas.microsoft.com/office/drawing/2015/10/21/chartex" xmlns:cx3="http://schemas.microsoft.com/office/drawing/2016/5/9/chartex" xmlns:cx4="http://schemas.microsoft.com/office/drawing/2016/5/10/chartex" xmlns:cx5="http://schemas.microsoft.com/office/drawing/2016/5/11/chartex" xmlns:cx6="http://schemas.microsoft.com/office/drawing/2016/5/12/chartex" xmlns:cx7="http://schemas.microsoft.com/office/drawing/2016/5/13/chartex" xmlns:cx8="http://schemas.microsoft.com/office/drawing/2016/5/14/chartex" xmlns:mc="http://schemas.openxmlformats.org/markup-compatibility/2006" xmlns:aink="http://schemas.microsoft.com/office/drawing/2016/ink" xmlns:am3d="http://schemas.microsoft.com/office/drawing/2017/model3d" xmlns:o="urn:schemas-microsoft-com:office:office" xmlns:oel="http://schemas.microsoft.com/office/2019/extlst" xmlns:r="http://schemas.openxmlformats.org/officeDocument/2006/relationships" xmlns:m="http://schemas.openxmlformats.org/officeDocument/2006/math" xmlns:v="urn:schemas-microsoft-com:vml" xmlns:wp14="http://schemas.microsoft.com/office/word/2010/wordprocessingDrawing" xmlns:wp="http://schemas.openxmlformats.org/drawingml/2006/wordprocessingDrawing" xmlns:w10="urn:schemas-microsoft-com:office:word" xmlns:w="http://schemas.openxmlformats.org/wordprocessingml/2006/main" xmlns:w14="http://schemas.microsoft.com/office/word/2010/wordml" xmlns:w15="http://schemas.microsoft.com/office/word/2012/wordml" xmlns:w16cex="http://schemas.microsoft.com/office/word/2018/wordml/cex" xmlns:w16cid="http://schemas.microsoft.com/office/word/2016/wordml/cid" xmlns:w16="http://schemas.microsoft.com/office/word/2018/wordml" xmlns:w16du="http://schemas.microsoft.com/office/word/2023/wordml/word16du" xmlns:w16sdtdh="http://schemas.microsoft.com/office/word/2020/wordml/sdtdatahash" xmlns:w16sdtfl="http://schemas.microsoft.com/office/word/2024/wordml/sdtformatlock" xmlns:w16se="http://schemas.microsoft.com/office/word/2015/wordml/symex" xmlns:wpg="http://schemas.microsoft.com/office/word/2010/wordprocessingGroup" xmlns:wpi="http://schemas.microsoft.com/office/word/2010/wordprocessingInk" xmlns:wne="http://schemas.microsoft.com/office/word/2006/wordml" xmlns:wps="http://schemas.microsoft.com/office/word/2010/wordprocessingShape" mc:Ignorable="w14 w15 w16se w16cid w16 w16cex w16sdtdh w16sdtfl w16du wp14">
+  <w:p>
+    <w:pPr>
       <w:pBdr>
         <w:bottom w:val="single" w:sz="6" w:space="1" w:color="1A1A2E"/>
       </w:pBdr>
     </w:pPr>
-    <w:proofErr w:type="gramStart"/>
     <w:r>
       <w:rPr>
         <w:b/>
@@ -28727,43 +27231,7 @@
         <w:sz w:val="16"/>
         <w:szCs w:val="16"/>
       </w:rPr>
-      <w:t xml:space="preserve">  |</w:t>
-    </w:r>
-    <w:proofErr w:type="gramEnd"/>
-    <w:r>
-      <w:rPr>
-        <w:color w:val="666666"/>
-        <w:sz w:val="16"/>
-        <w:szCs w:val="16"/>
-      </w:rPr>
-      <w:t xml:space="preserve">  Master Build </w:t>
-    </w:r>
-    <w:proofErr w:type="gramStart"/>
-    <w:r>
-      <w:rPr>
-        <w:color w:val="666666"/>
-        <w:sz w:val="16"/>
-        <w:szCs w:val="16"/>
-      </w:rPr>
-      <w:t>Plan  |</w:t>
-    </w:r>
-    <w:proofErr w:type="gramEnd"/>
-    <w:r>
-      <w:rPr>
-        <w:color w:val="666666"/>
-        <w:sz w:val="16"/>
-        <w:szCs w:val="16"/>
-      </w:rPr>
-      <w:t xml:space="preserve">  </w:t>
-    </w:r>
-    <w:proofErr w:type="gramStart"/>
-    <w:r>
-      <w:rPr>
-        <w:color w:val="666666"/>
-        <w:sz w:val="16"/>
-        <w:szCs w:val="16"/>
-      </w:rPr>
-      <w:t>v</w:t>
+      <w:t xml:space="preserve">  |  Master Build Plan  |  v</w:t>
     </w:r>
     <w:r>
       <w:rPr>
@@ -28795,17 +27263,51 @@
         <w:sz w:val="16"/>
         <w:szCs w:val="16"/>
       </w:rPr>
-      <w:t xml:space="preserve">  |</w:t>
+      <w:t xml:space="preserve">  |  March 2026</w:t>
     </w:r>
-    <w:proofErr w:type="gramEnd"/>
     <w:r>
       <w:rPr>
         <w:color w:val="666666"/>
         <w:sz w:val="16"/>
         <w:szCs w:val="16"/>
       </w:rPr>
-      <w:t xml:space="preserve">  March 2026</w:t>
+      <w:tab/>
     </w:r>
+    <w:r>
+      <w:rPr>
+        <w:color w:val="666666"/>
+        <w:sz w:val="16"/>
+        <w:szCs w:val="16"/>
+      </w:rPr>
+      <w:tab/>
+    </w:r>
+    <w:r>
+      <w:rPr>
+        <w:color w:val="666666"/>
+        <w:sz w:val="16"/>
+        <w:szCs w:val="16"/>
+      </w:rPr>
+      <w:tab/>
+      <w:t xml:space="preserve">   </w:t>
+    </w:r>
+    <w:r>
+      <w:rPr>
+        <w:color w:val="666666"/>
+        <w:sz w:val="16"/>
+        <w:szCs w:val="16"/>
+      </w:rPr>
+      <w:t>© 2026 Shawn Sammartano. All rights reserved.</w:t>
+    </w:r>
+  </w:p>
+</w:hdr>
+</file>
+
+<file path=word/header3.xml><?xml version="1.0" encoding="utf-8"?>
+<w:hdr xmlns:wpc="http://schemas.microsoft.com/office/word/2010/wordprocessingCanvas" xmlns:cx="http://schemas.microsoft.com/office/drawing/2014/chartex" xmlns:cx1="http://schemas.microsoft.com/office/drawing/2015/9/8/chartex" xmlns:cx2="http://schemas.microsoft.com/office/drawing/2015/10/21/chartex" xmlns:cx3="http://schemas.microsoft.com/office/drawing/2016/5/9/chartex" xmlns:cx4="http://schemas.microsoft.com/office/drawing/2016/5/10/chartex" xmlns:cx5="http://schemas.microsoft.com/office/drawing/2016/5/11/chartex" xmlns:cx6="http://schemas.microsoft.com/office/drawing/2016/5/12/chartex" xmlns:cx7="http://schemas.microsoft.com/office/drawing/2016/5/13/chartex" xmlns:cx8="http://schemas.microsoft.com/office/drawing/2016/5/14/chartex" xmlns:mc="http://schemas.openxmlformats.org/markup-compatibility/2006" xmlns:aink="http://schemas.microsoft.com/office/drawing/2016/ink" xmlns:am3d="http://schemas.microsoft.com/office/drawing/2017/model3d" xmlns:o="urn:schemas-microsoft-com:office:office" xmlns:oel="http://schemas.microsoft.com/office/2019/extlst" xmlns:r="http://schemas.openxmlformats.org/officeDocument/2006/relationships" xmlns:m="http://schemas.openxmlformats.org/officeDocument/2006/math" xmlns:v="urn:schemas-microsoft-com:vml" xmlns:wp14="http://schemas.microsoft.com/office/word/2010/wordprocessingDrawing" xmlns:wp="http://schemas.openxmlformats.org/drawingml/2006/wordprocessingDrawing" xmlns:w10="urn:schemas-microsoft-com:office:word" xmlns:w="http://schemas.openxmlformats.org/wordprocessingml/2006/main" xmlns:w14="http://schemas.microsoft.com/office/word/2010/wordml" xmlns:w15="http://schemas.microsoft.com/office/word/2012/wordml" xmlns:w16cex="http://schemas.microsoft.com/office/word/2018/wordml/cex" xmlns:w16cid="http://schemas.microsoft.com/office/word/2016/wordml/cid" xmlns:w16="http://schemas.microsoft.com/office/word/2018/wordml" xmlns:w16du="http://schemas.microsoft.com/office/word/2023/wordml/word16du" xmlns:w16sdtdh="http://schemas.microsoft.com/office/word/2020/wordml/sdtdatahash" xmlns:w16sdtfl="http://schemas.microsoft.com/office/word/2024/wordml/sdtformatlock" xmlns:w16se="http://schemas.microsoft.com/office/word/2015/wordml/symex" xmlns:wpg="http://schemas.microsoft.com/office/word/2010/wordprocessingGroup" xmlns:wpi="http://schemas.microsoft.com/office/word/2010/wordprocessingInk" xmlns:wne="http://schemas.microsoft.com/office/word/2006/wordml" xmlns:wps="http://schemas.microsoft.com/office/word/2010/wordprocessingShape" mc:Ignorable="w14 w15 w16se w16cid w16 w16cex w16sdtdh w16sdtfl w16du wp14">
+  <w:p>
+    <w:pPr>
+      <w:pStyle w:val="Header"/>
+    </w:pPr>
   </w:p>
 </w:hdr>
 </file>
